--- a/input/垃圾分类工作日报_jinja模板.docx
+++ b/input/垃圾分类工作日报_jinja模板.docx
@@ -82,44 +82,72 @@
     </w:p>
     <w:p>
       <w:pPr>
-        <w:spacing w:after="0" w:line="240" w:lineRule="auto"/>
-      </w:pPr>
-    </w:p>
-    <w:p>
-      <w:pPr>
-        <w:spacing w:after="0" w:line="240" w:lineRule="auto"/>
+        <w:spacing w:line="560" w:lineRule="exact"/>
+        <w:ind w:firstLine="640" w:firstLineChars="200"/>
+        <w:jc w:val="both"/>
+        <w:rPr>
+          <w:rFonts w:hint="eastAsia" w:ascii="仿宋_GB2312" w:hAnsi="仿宋_GB2312" w:eastAsia="仿宋_GB2312" w:cs="仿宋_GB2312"/>
+          <w:sz w:val="32"/>
+          <w:szCs w:val="32"/>
+        </w:rPr>
+      </w:pPr>
+    </w:p>
+    <w:p>
+      <w:pPr>
+        <w:spacing w:line="560" w:lineRule="exact"/>
+        <w:ind w:firstLine="640" w:firstLineChars="200"/>
+        <w:jc w:val="both"/>
+        <w:rPr>
+          <w:rFonts w:hint="eastAsia" w:ascii="仿宋_GB2312" w:hAnsi="仿宋_GB2312" w:eastAsia="仿宋_GB2312" w:cs="仿宋_GB2312"/>
+          <w:sz w:val="32"/>
+          <w:szCs w:val="32"/>
+        </w:rPr>
       </w:pPr>
       <w:r>
         <w:rPr>
-          <w:rFonts w:ascii="仿宋_GB2312" w:hAnsi="仿宋_GB2312" w:eastAsia="仿宋_GB2312" w:cs="仿宋_GB2312"/>
-          <w:b w:val="0"/>
-          <w:sz w:val="2"/>
+          <w:rFonts w:hint="eastAsia" w:ascii="仿宋_GB2312" w:hAnsi="仿宋_GB2312" w:eastAsia="仿宋_GB2312" w:cs="仿宋_GB2312"/>
+          <w:sz w:val="32"/>
+          <w:szCs w:val="32"/>
         </w:rPr>
         <w:t>{%p set section_no = namespace(n=0) %}</w:t>
       </w:r>
     </w:p>
     <w:p>
       <w:pPr>
-        <w:spacing w:after="0" w:line="240" w:lineRule="auto"/>
+        <w:spacing w:line="560" w:lineRule="exact"/>
+        <w:ind w:firstLine="640" w:firstLineChars="200"/>
+        <w:jc w:val="both"/>
+        <w:rPr>
+          <w:rFonts w:hint="eastAsia" w:ascii="仿宋_GB2312" w:hAnsi="仿宋_GB2312" w:eastAsia="仿宋_GB2312" w:cs="仿宋_GB2312"/>
+          <w:sz w:val="32"/>
+          <w:szCs w:val="32"/>
+        </w:rPr>
       </w:pPr>
       <w:r>
         <w:rPr>
-          <w:rFonts w:ascii="仿宋_GB2312" w:hAnsi="仿宋_GB2312" w:eastAsia="仿宋_GB2312" w:cs="仿宋_GB2312"/>
-          <w:b w:val="0"/>
-          <w:sz w:val="2"/>
+          <w:rFonts w:hint="eastAsia" w:ascii="仿宋_GB2312" w:hAnsi="仿宋_GB2312" w:eastAsia="仿宋_GB2312" w:cs="仿宋_GB2312"/>
+          <w:sz w:val="32"/>
+          <w:szCs w:val="32"/>
         </w:rPr>
         <w:t>{%p set cn_nums = ['', '一', '二', '三', '四', '五', '六', '七', '八', '九', '十'] %}</w:t>
       </w:r>
     </w:p>
     <w:p>
       <w:pPr>
-        <w:spacing w:after="0" w:line="240" w:lineRule="auto"/>
+        <w:spacing w:line="560" w:lineRule="exact"/>
+        <w:ind w:firstLine="640" w:firstLineChars="200"/>
+        <w:jc w:val="both"/>
+        <w:rPr>
+          <w:rFonts w:hint="eastAsia" w:ascii="仿宋_GB2312" w:hAnsi="仿宋_GB2312" w:eastAsia="仿宋_GB2312" w:cs="仿宋_GB2312"/>
+          <w:sz w:val="32"/>
+          <w:szCs w:val="32"/>
+        </w:rPr>
       </w:pPr>
       <w:r>
         <w:rPr>
-          <w:rFonts w:ascii="仿宋_GB2312" w:hAnsi="仿宋_GB2312" w:eastAsia="仿宋_GB2312" w:cs="仿宋_GB2312"/>
-          <w:b w:val="0"/>
-          <w:sz w:val="2"/>
+          <w:rFonts w:hint="eastAsia" w:ascii="仿宋_GB2312" w:hAnsi="仿宋_GB2312" w:eastAsia="仿宋_GB2312" w:cs="仿宋_GB2312"/>
+          <w:sz w:val="32"/>
+          <w:szCs w:val="32"/>
         </w:rPr>
         <w:t>{%p set section_no.n = section_no.n + 1 %}</w:t>
       </w:r>
@@ -207,26 +235,40 @@
     </w:p>
     <w:p>
       <w:pPr>
-        <w:spacing w:after="0" w:line="240" w:lineRule="auto"/>
+        <w:spacing w:line="560" w:lineRule="exact"/>
+        <w:ind w:firstLine="640" w:firstLineChars="200"/>
+        <w:jc w:val="both"/>
+        <w:rPr>
+          <w:rFonts w:hint="eastAsia" w:ascii="仿宋_GB2312" w:hAnsi="仿宋_GB2312" w:eastAsia="仿宋_GB2312" w:cs="仿宋_GB2312"/>
+          <w:sz w:val="32"/>
+          <w:szCs w:val="32"/>
+        </w:rPr>
       </w:pPr>
       <w:r>
         <w:rPr>
-          <w:rFonts w:ascii="仿宋_GB2312" w:hAnsi="仿宋_GB2312" w:eastAsia="仿宋_GB2312" w:cs="仿宋_GB2312"/>
-          <w:b w:val="0"/>
-          <w:sz w:val="2"/>
+          <w:rFonts w:hint="eastAsia" w:ascii="仿宋_GB2312" w:hAnsi="仿宋_GB2312" w:eastAsia="仿宋_GB2312" w:cs="仿宋_GB2312"/>
+          <w:sz w:val="32"/>
+          <w:szCs w:val="32"/>
         </w:rPr>
         <w:t>{%p endif %}</w:t>
       </w:r>
     </w:p>
     <w:p>
       <w:pPr>
-        <w:spacing w:after="0" w:line="240" w:lineRule="auto"/>
+        <w:spacing w:line="560" w:lineRule="exact"/>
+        <w:ind w:firstLine="640" w:firstLineChars="200"/>
+        <w:jc w:val="both"/>
+        <w:rPr>
+          <w:rFonts w:hint="eastAsia" w:ascii="仿宋_GB2312" w:hAnsi="仿宋_GB2312" w:eastAsia="仿宋_GB2312" w:cs="仿宋_GB2312"/>
+          <w:sz w:val="32"/>
+          <w:szCs w:val="32"/>
+        </w:rPr>
       </w:pPr>
       <w:r>
         <w:rPr>
-          <w:rFonts w:ascii="仿宋_GB2312" w:hAnsi="仿宋_GB2312" w:eastAsia="仿宋_GB2312" w:cs="仿宋_GB2312"/>
-          <w:b w:val="0"/>
-          <w:sz w:val="2"/>
+          <w:rFonts w:hint="eastAsia" w:ascii="仿宋_GB2312" w:hAnsi="仿宋_GB2312" w:eastAsia="仿宋_GB2312" w:cs="仿宋_GB2312"/>
+          <w:sz w:val="32"/>
+          <w:szCs w:val="32"/>
         </w:rPr>
         <w:t>{%p set section_no.n = section_no.n + 1 %}</w:t>
       </w:r>
@@ -274,13 +316,20 @@
     </w:p>
     <w:p>
       <w:pPr>
-        <w:spacing w:after="0" w:line="240" w:lineRule="auto"/>
+        <w:spacing w:line="560" w:lineRule="exact"/>
+        <w:ind w:firstLine="640" w:firstLineChars="200"/>
+        <w:jc w:val="both"/>
+        <w:rPr>
+          <w:rFonts w:hint="eastAsia" w:ascii="仿宋_GB2312" w:hAnsi="仿宋_GB2312" w:eastAsia="仿宋_GB2312" w:cs="仿宋_GB2312"/>
+          <w:sz w:val="32"/>
+          <w:szCs w:val="32"/>
+        </w:rPr>
       </w:pPr>
       <w:r>
         <w:rPr>
-          <w:rFonts w:ascii="仿宋_GB2312" w:hAnsi="仿宋_GB2312" w:eastAsia="仿宋_GB2312" w:cs="仿宋_GB2312"/>
-          <w:b w:val="0"/>
-          <w:sz w:val="2"/>
+          <w:rFonts w:hint="eastAsia" w:ascii="仿宋_GB2312" w:hAnsi="仿宋_GB2312" w:eastAsia="仿宋_GB2312" w:cs="仿宋_GB2312"/>
+          <w:sz w:val="32"/>
+          <w:szCs w:val="32"/>
         </w:rPr>
         <w:t>{%p for street in residential_streets %}</w:t>
       </w:r>
@@ -307,13 +356,20 @@
     </w:p>
     <w:p>
       <w:pPr>
-        <w:spacing w:after="0" w:line="240" w:lineRule="auto"/>
+        <w:spacing w:line="560" w:lineRule="exact"/>
+        <w:ind w:firstLine="640" w:firstLineChars="200"/>
+        <w:jc w:val="both"/>
+        <w:rPr>
+          <w:rFonts w:hint="eastAsia" w:ascii="仿宋_GB2312" w:hAnsi="仿宋_GB2312" w:eastAsia="仿宋_GB2312" w:cs="仿宋_GB2312"/>
+          <w:sz w:val="32"/>
+          <w:szCs w:val="32"/>
+        </w:rPr>
       </w:pPr>
       <w:r>
         <w:rPr>
-          <w:rFonts w:ascii="仿宋_GB2312" w:hAnsi="仿宋_GB2312" w:eastAsia="仿宋_GB2312" w:cs="仿宋_GB2312"/>
-          <w:b w:val="0"/>
-          <w:sz w:val="2"/>
+          <w:rFonts w:hint="eastAsia" w:ascii="仿宋_GB2312" w:hAnsi="仿宋_GB2312" w:eastAsia="仿宋_GB2312" w:cs="仿宋_GB2312"/>
+          <w:sz w:val="32"/>
+          <w:szCs w:val="32"/>
         </w:rPr>
         <w:t>{%p for point in street.points %}</w:t>
       </w:r>
@@ -345,7 +401,7 @@
           <w:sz w:val="32"/>
           <w:szCs w:val="32"/>
         </w:rPr>
-        <w:t>存在的问题是：{% for issue in point.issues %}（{{ loop.index }}）{{ issue.text }}{% if not loop.last %}；{% endif %}{% endfor %}。{% else %}无问题。{% endif %}</w:t>
+        <w:t>存在的问题是：{% for issue in point.issues %}{{ issue.text }}{% if not loop.last %}；{% endif %}{% endfor %}{% else %}无问题。{% endif %}</w:t>
       </w:r>
     </w:p>
     <w:p>
@@ -405,7 +461,7 @@
           <w:sz w:val="32"/>
           <w:szCs w:val="32"/>
         </w:rPr>
-        <w:t>{{ street.name }}存在桶外摆问题的是：{% for item in street.outside_bucket_issues %}（{{ loop.index }}）{{ item.text }}{% if not loop.last %}；{% endif %}{% endfor %}。</w:t>
+        <w:t>{{ street.outside_bucket_summary }}</w:t>
       </w:r>
     </w:p>
     <w:p>
@@ -430,39 +486,60 @@
     </w:p>
     <w:p>
       <w:pPr>
-        <w:spacing w:after="0" w:line="240" w:lineRule="auto"/>
+        <w:spacing w:line="560" w:lineRule="exact"/>
+        <w:ind w:firstLine="640" w:firstLineChars="200"/>
+        <w:jc w:val="both"/>
+        <w:rPr>
+          <w:rFonts w:hint="eastAsia" w:ascii="仿宋_GB2312" w:hAnsi="仿宋_GB2312" w:eastAsia="仿宋_GB2312" w:cs="仿宋_GB2312"/>
+          <w:sz w:val="32"/>
+          <w:szCs w:val="32"/>
+        </w:rPr>
       </w:pPr>
       <w:r>
         <w:rPr>
-          <w:rFonts w:ascii="仿宋_GB2312" w:hAnsi="仿宋_GB2312" w:eastAsia="仿宋_GB2312" w:cs="仿宋_GB2312"/>
-          <w:b w:val="0"/>
-          <w:sz w:val="2"/>
+          <w:rFonts w:hint="eastAsia" w:ascii="仿宋_GB2312" w:hAnsi="仿宋_GB2312" w:eastAsia="仿宋_GB2312" w:cs="仿宋_GB2312"/>
+          <w:sz w:val="32"/>
+          <w:szCs w:val="32"/>
         </w:rPr>
         <w:t>{%p endfor %}</w:t>
       </w:r>
     </w:p>
     <w:p>
       <w:pPr>
-        <w:spacing w:after="0" w:line="240" w:lineRule="auto"/>
+        <w:spacing w:line="560" w:lineRule="exact"/>
+        <w:ind w:firstLine="640" w:firstLineChars="200"/>
+        <w:jc w:val="both"/>
+        <w:rPr>
+          <w:rFonts w:hint="eastAsia" w:ascii="仿宋_GB2312" w:hAnsi="仿宋_GB2312" w:eastAsia="仿宋_GB2312" w:cs="仿宋_GB2312"/>
+          <w:sz w:val="32"/>
+          <w:szCs w:val="32"/>
+        </w:rPr>
       </w:pPr>
       <w:r>
         <w:rPr>
-          <w:rFonts w:ascii="仿宋_GB2312" w:hAnsi="仿宋_GB2312" w:eastAsia="仿宋_GB2312" w:cs="仿宋_GB2312"/>
-          <w:b w:val="0"/>
-          <w:sz w:val="2"/>
+          <w:rFonts w:hint="eastAsia" w:ascii="仿宋_GB2312" w:hAnsi="仿宋_GB2312" w:eastAsia="仿宋_GB2312" w:cs="仿宋_GB2312"/>
+          <w:sz w:val="32"/>
+          <w:szCs w:val="32"/>
         </w:rPr>
         <w:t>{%p if social_streets is defined and social_streets %}</w:t>
       </w:r>
     </w:p>
     <w:p>
       <w:pPr>
-        <w:spacing w:after="0" w:line="240" w:lineRule="auto"/>
+        <w:spacing w:line="560" w:lineRule="exact"/>
+        <w:ind w:firstLine="640" w:firstLineChars="200"/>
+        <w:jc w:val="both"/>
+        <w:rPr>
+          <w:rFonts w:hint="eastAsia" w:ascii="仿宋_GB2312" w:hAnsi="仿宋_GB2312" w:eastAsia="仿宋_GB2312" w:cs="仿宋_GB2312"/>
+          <w:sz w:val="32"/>
+          <w:szCs w:val="32"/>
+        </w:rPr>
       </w:pPr>
       <w:r>
         <w:rPr>
-          <w:rFonts w:ascii="仿宋_GB2312" w:hAnsi="仿宋_GB2312" w:eastAsia="仿宋_GB2312" w:cs="仿宋_GB2312"/>
-          <w:b w:val="0"/>
-          <w:sz w:val="2"/>
+          <w:rFonts w:hint="eastAsia" w:ascii="仿宋_GB2312" w:hAnsi="仿宋_GB2312" w:eastAsia="仿宋_GB2312" w:cs="仿宋_GB2312"/>
+          <w:sz w:val="32"/>
+          <w:szCs w:val="32"/>
         </w:rPr>
         <w:t>{%p set section_no.n = section_no.n + 1 %}</w:t>
       </w:r>
@@ -490,13 +567,20 @@
     </w:p>
     <w:p>
       <w:pPr>
-        <w:spacing w:after="0" w:line="240" w:lineRule="auto"/>
+        <w:spacing w:line="560" w:lineRule="exact"/>
+        <w:ind w:firstLine="640" w:firstLineChars="200"/>
+        <w:jc w:val="both"/>
+        <w:rPr>
+          <w:rFonts w:hint="eastAsia" w:ascii="仿宋_GB2312" w:hAnsi="仿宋_GB2312" w:eastAsia="仿宋_GB2312" w:cs="仿宋_GB2312"/>
+          <w:sz w:val="32"/>
+          <w:szCs w:val="32"/>
+        </w:rPr>
       </w:pPr>
       <w:r>
         <w:rPr>
-          <w:rFonts w:ascii="仿宋_GB2312" w:hAnsi="仿宋_GB2312" w:eastAsia="仿宋_GB2312" w:cs="仿宋_GB2312"/>
-          <w:b w:val="0"/>
-          <w:sz w:val="2"/>
+          <w:rFonts w:hint="eastAsia" w:ascii="仿宋_GB2312" w:hAnsi="仿宋_GB2312" w:eastAsia="仿宋_GB2312" w:cs="仿宋_GB2312"/>
+          <w:sz w:val="32"/>
+          <w:szCs w:val="32"/>
         </w:rPr>
         <w:t>{%p for street in social_streets %}</w:t>
       </w:r>
@@ -523,19 +607,6 @@
     </w:p>
     <w:p>
       <w:pPr>
-        <w:spacing w:after="0" w:line="240" w:lineRule="auto"/>
-      </w:pPr>
-      <w:r>
-        <w:rPr>
-          <w:rFonts w:ascii="仿宋_GB2312" w:hAnsi="仿宋_GB2312" w:eastAsia="仿宋_GB2312" w:cs="仿宋_GB2312"/>
-          <w:b w:val="0"/>
-          <w:sz w:val="2"/>
-        </w:rPr>
-        <w:t>{%p for point in street.points %}</w:t>
-      </w:r>
-    </w:p>
-    <w:p>
-      <w:pPr>
         <w:spacing w:line="560" w:lineRule="exact"/>
         <w:ind w:firstLine="640" w:firstLineChars="200"/>
         <w:jc w:val="both"/>
@@ -551,70 +622,125 @@
           <w:sz w:val="32"/>
           <w:szCs w:val="32"/>
         </w:rPr>
+        <w:t>{%p for point in street.points %}</w:t>
+      </w:r>
+    </w:p>
+    <w:p>
+      <w:pPr>
+        <w:spacing w:line="560" w:lineRule="exact"/>
+        <w:ind w:firstLine="640" w:firstLineChars="200"/>
+        <w:jc w:val="both"/>
+        <w:rPr>
+          <w:rFonts w:hint="eastAsia" w:ascii="仿宋_GB2312" w:hAnsi="仿宋_GB2312" w:eastAsia="仿宋_GB2312" w:cs="仿宋_GB2312"/>
+          <w:sz w:val="32"/>
+          <w:szCs w:val="32"/>
+        </w:rPr>
+      </w:pPr>
+      <w:r>
+        <w:rPr>
+          <w:rFonts w:hint="eastAsia" w:ascii="仿宋_GB2312" w:hAnsi="仿宋_GB2312" w:eastAsia="仿宋_GB2312" w:cs="仿宋_GB2312"/>
+          <w:sz w:val="32"/>
+          <w:szCs w:val="32"/>
+        </w:rPr>
         <w:t>{{ point.name }}{% if point.issues %}存在的问题是：{% for issue in point.issues %}（{{ loop.index }}）{{ issue.text }}{% if not loop.last %}；{% endif %}{% endfor %}。{% else %}无问题。{% endif %}</w:t>
       </w:r>
     </w:p>
     <w:p>
       <w:pPr>
-        <w:spacing w:after="0" w:line="240" w:lineRule="auto"/>
+        <w:spacing w:line="560" w:lineRule="exact"/>
+        <w:ind w:firstLine="640" w:firstLineChars="200"/>
+        <w:jc w:val="both"/>
+        <w:rPr>
+          <w:rFonts w:hint="eastAsia" w:ascii="仿宋_GB2312" w:hAnsi="仿宋_GB2312" w:eastAsia="仿宋_GB2312" w:cs="仿宋_GB2312"/>
+          <w:sz w:val="32"/>
+          <w:szCs w:val="32"/>
+        </w:rPr>
       </w:pPr>
       <w:r>
         <w:rPr>
-          <w:rFonts w:ascii="仿宋_GB2312" w:hAnsi="仿宋_GB2312" w:eastAsia="仿宋_GB2312" w:cs="仿宋_GB2312"/>
-          <w:b w:val="0"/>
-          <w:sz w:val="2"/>
+          <w:rFonts w:hint="eastAsia" w:ascii="仿宋_GB2312" w:hAnsi="仿宋_GB2312" w:eastAsia="仿宋_GB2312" w:cs="仿宋_GB2312"/>
+          <w:sz w:val="32"/>
+          <w:szCs w:val="32"/>
         </w:rPr>
         <w:t>{%p endfor %}</w:t>
       </w:r>
     </w:p>
     <w:p>
       <w:pPr>
-        <w:spacing w:after="0" w:line="240" w:lineRule="auto"/>
+        <w:spacing w:line="560" w:lineRule="exact"/>
+        <w:ind w:firstLine="640" w:firstLineChars="200"/>
+        <w:jc w:val="both"/>
+        <w:rPr>
+          <w:rFonts w:hint="eastAsia" w:ascii="仿宋_GB2312" w:hAnsi="仿宋_GB2312" w:eastAsia="仿宋_GB2312" w:cs="仿宋_GB2312"/>
+          <w:sz w:val="32"/>
+          <w:szCs w:val="32"/>
+        </w:rPr>
       </w:pPr>
       <w:r>
         <w:rPr>
-          <w:rFonts w:ascii="仿宋_GB2312" w:hAnsi="仿宋_GB2312" w:eastAsia="仿宋_GB2312" w:cs="仿宋_GB2312"/>
-          <w:b w:val="0"/>
-          <w:sz w:val="2"/>
+          <w:rFonts w:hint="eastAsia" w:ascii="仿宋_GB2312" w:hAnsi="仿宋_GB2312" w:eastAsia="仿宋_GB2312" w:cs="仿宋_GB2312"/>
+          <w:sz w:val="32"/>
+          <w:szCs w:val="32"/>
         </w:rPr>
         <w:t>{%p endfor %}</w:t>
       </w:r>
     </w:p>
     <w:p>
       <w:pPr>
-        <w:spacing w:after="0" w:line="240" w:lineRule="auto"/>
+        <w:spacing w:line="560" w:lineRule="exact"/>
+        <w:ind w:firstLine="640" w:firstLineChars="200"/>
+        <w:jc w:val="both"/>
+        <w:rPr>
+          <w:rFonts w:hint="eastAsia" w:ascii="仿宋_GB2312" w:hAnsi="仿宋_GB2312" w:eastAsia="仿宋_GB2312" w:cs="仿宋_GB2312"/>
+          <w:sz w:val="32"/>
+          <w:szCs w:val="32"/>
+        </w:rPr>
       </w:pPr>
       <w:r>
         <w:rPr>
-          <w:rFonts w:ascii="仿宋_GB2312" w:hAnsi="仿宋_GB2312" w:eastAsia="仿宋_GB2312" w:cs="仿宋_GB2312"/>
-          <w:b w:val="0"/>
-          <w:sz w:val="2"/>
+          <w:rFonts w:hint="eastAsia" w:ascii="仿宋_GB2312" w:hAnsi="仿宋_GB2312" w:eastAsia="仿宋_GB2312" w:cs="仿宋_GB2312"/>
+          <w:sz w:val="32"/>
+          <w:szCs w:val="32"/>
         </w:rPr>
         <w:t>{%p endif %}</w:t>
       </w:r>
     </w:p>
     <w:p>
       <w:pPr>
-        <w:spacing w:after="0" w:line="240" w:lineRule="auto"/>
+        <w:spacing w:line="560" w:lineRule="exact"/>
+        <w:ind w:firstLine="640" w:firstLineChars="200"/>
+        <w:jc w:val="both"/>
+        <w:rPr>
+          <w:rFonts w:hint="eastAsia" w:ascii="仿宋_GB2312" w:hAnsi="仿宋_GB2312" w:eastAsia="仿宋_GB2312" w:cs="仿宋_GB2312"/>
+          <w:sz w:val="32"/>
+          <w:szCs w:val="32"/>
+        </w:rPr>
       </w:pPr>
       <w:r>
         <w:rPr>
-          <w:rFonts w:ascii="仿宋_GB2312" w:hAnsi="仿宋_GB2312" w:eastAsia="仿宋_GB2312" w:cs="仿宋_GB2312"/>
-          <w:b w:val="0"/>
-          <w:sz w:val="2"/>
+          <w:rFonts w:hint="eastAsia" w:ascii="仿宋_GB2312" w:hAnsi="仿宋_GB2312" w:eastAsia="仿宋_GB2312" w:cs="仿宋_GB2312"/>
+          <w:sz w:val="32"/>
+          <w:szCs w:val="32"/>
         </w:rPr>
         <w:t>{%p if catering_streets is defined and catering_streets %}</w:t>
       </w:r>
     </w:p>
     <w:p>
       <w:pPr>
-        <w:spacing w:after="0" w:line="240" w:lineRule="auto"/>
+        <w:spacing w:line="560" w:lineRule="exact"/>
+        <w:ind w:firstLine="640" w:firstLineChars="200"/>
+        <w:jc w:val="both"/>
+        <w:rPr>
+          <w:rFonts w:hint="eastAsia" w:ascii="仿宋_GB2312" w:hAnsi="仿宋_GB2312" w:eastAsia="仿宋_GB2312" w:cs="仿宋_GB2312"/>
+          <w:sz w:val="32"/>
+          <w:szCs w:val="32"/>
+        </w:rPr>
       </w:pPr>
       <w:r>
         <w:rPr>
-          <w:rFonts w:ascii="仿宋_GB2312" w:hAnsi="仿宋_GB2312" w:eastAsia="仿宋_GB2312" w:cs="仿宋_GB2312"/>
-          <w:b w:val="0"/>
-          <w:sz w:val="2"/>
+          <w:rFonts w:hint="eastAsia" w:ascii="仿宋_GB2312" w:hAnsi="仿宋_GB2312" w:eastAsia="仿宋_GB2312" w:cs="仿宋_GB2312"/>
+          <w:sz w:val="32"/>
+          <w:szCs w:val="32"/>
         </w:rPr>
         <w:t>{%p set section_no.n = section_no.n + 1 %}</w:t>
       </w:r>
@@ -642,13 +768,20 @@
     </w:p>
     <w:p>
       <w:pPr>
-        <w:spacing w:after="0" w:line="240" w:lineRule="auto"/>
+        <w:spacing w:line="560" w:lineRule="exact"/>
+        <w:ind w:firstLine="640" w:firstLineChars="200"/>
+        <w:jc w:val="both"/>
+        <w:rPr>
+          <w:rFonts w:hint="eastAsia" w:ascii="仿宋_GB2312" w:hAnsi="仿宋_GB2312" w:eastAsia="仿宋_GB2312" w:cs="仿宋_GB2312"/>
+          <w:sz w:val="32"/>
+          <w:szCs w:val="32"/>
+        </w:rPr>
       </w:pPr>
       <w:r>
         <w:rPr>
-          <w:rFonts w:ascii="仿宋_GB2312" w:hAnsi="仿宋_GB2312" w:eastAsia="仿宋_GB2312" w:cs="仿宋_GB2312"/>
-          <w:b w:val="0"/>
-          <w:sz w:val="2"/>
+          <w:rFonts w:hint="eastAsia" w:ascii="仿宋_GB2312" w:hAnsi="仿宋_GB2312" w:eastAsia="仿宋_GB2312" w:cs="仿宋_GB2312"/>
+          <w:sz w:val="32"/>
+          <w:szCs w:val="32"/>
         </w:rPr>
         <w:t>{%p for street in catering_streets %}</w:t>
       </w:r>
@@ -675,19 +808,6 @@
     </w:p>
     <w:p>
       <w:pPr>
-        <w:spacing w:after="0" w:line="240" w:lineRule="auto"/>
-      </w:pPr>
-      <w:r>
-        <w:rPr>
-          <w:rFonts w:ascii="仿宋_GB2312" w:hAnsi="仿宋_GB2312" w:eastAsia="仿宋_GB2312" w:cs="仿宋_GB2312"/>
-          <w:b w:val="0"/>
-          <w:sz w:val="2"/>
-        </w:rPr>
-        <w:t>{%p for point in street.points %}</w:t>
-      </w:r>
-    </w:p>
-    <w:p>
-      <w:pPr>
         <w:spacing w:line="560" w:lineRule="exact"/>
         <w:ind w:firstLine="640" w:firstLineChars="200"/>
         <w:jc w:val="both"/>
@@ -703,57 +823,105 @@
           <w:sz w:val="32"/>
           <w:szCs w:val="32"/>
         </w:rPr>
+        <w:t>{%p for point in street.points %}</w:t>
+      </w:r>
+    </w:p>
+    <w:p>
+      <w:pPr>
+        <w:spacing w:line="560" w:lineRule="exact"/>
+        <w:ind w:firstLine="640" w:firstLineChars="200"/>
+        <w:jc w:val="both"/>
+        <w:rPr>
+          <w:rFonts w:hint="eastAsia" w:ascii="仿宋_GB2312" w:hAnsi="仿宋_GB2312" w:eastAsia="仿宋_GB2312" w:cs="仿宋_GB2312"/>
+          <w:sz w:val="32"/>
+          <w:szCs w:val="32"/>
+        </w:rPr>
+      </w:pPr>
+      <w:r>
+        <w:rPr>
+          <w:rFonts w:hint="eastAsia" w:ascii="仿宋_GB2312" w:hAnsi="仿宋_GB2312" w:eastAsia="仿宋_GB2312" w:cs="仿宋_GB2312"/>
+          <w:sz w:val="32"/>
+          <w:szCs w:val="32"/>
+        </w:rPr>
         <w:t>{{ point.name }}{% if point.issues %}存在的问题是：{% for issue in point.issues %}（{{ loop.index }}）{{ issue.text }}{% if not loop.last %}；{% endif %}{% endfor %}。{% else %}无问题。{% endif %}</w:t>
       </w:r>
     </w:p>
     <w:p>
       <w:pPr>
-        <w:spacing w:after="0" w:line="240" w:lineRule="auto"/>
+        <w:spacing w:line="560" w:lineRule="exact"/>
+        <w:ind w:firstLine="640" w:firstLineChars="200"/>
+        <w:jc w:val="both"/>
+        <w:rPr>
+          <w:rFonts w:hint="eastAsia" w:ascii="仿宋_GB2312" w:hAnsi="仿宋_GB2312" w:eastAsia="仿宋_GB2312" w:cs="仿宋_GB2312"/>
+          <w:sz w:val="32"/>
+          <w:szCs w:val="32"/>
+        </w:rPr>
       </w:pPr>
       <w:r>
         <w:rPr>
-          <w:rFonts w:ascii="仿宋_GB2312" w:hAnsi="仿宋_GB2312" w:eastAsia="仿宋_GB2312" w:cs="仿宋_GB2312"/>
-          <w:b w:val="0"/>
-          <w:sz w:val="2"/>
+          <w:rFonts w:hint="eastAsia" w:ascii="仿宋_GB2312" w:hAnsi="仿宋_GB2312" w:eastAsia="仿宋_GB2312" w:cs="仿宋_GB2312"/>
+          <w:sz w:val="32"/>
+          <w:szCs w:val="32"/>
         </w:rPr>
         <w:t>{%p endfor %}</w:t>
       </w:r>
     </w:p>
     <w:p>
       <w:pPr>
-        <w:spacing w:after="0" w:line="240" w:lineRule="auto"/>
+        <w:spacing w:line="560" w:lineRule="exact"/>
+        <w:ind w:firstLine="640" w:firstLineChars="200"/>
+        <w:jc w:val="both"/>
+        <w:rPr>
+          <w:rFonts w:hint="eastAsia" w:ascii="仿宋_GB2312" w:hAnsi="仿宋_GB2312" w:eastAsia="仿宋_GB2312" w:cs="仿宋_GB2312"/>
+          <w:sz w:val="32"/>
+          <w:szCs w:val="32"/>
+        </w:rPr>
       </w:pPr>
       <w:r>
         <w:rPr>
-          <w:rFonts w:ascii="仿宋_GB2312" w:hAnsi="仿宋_GB2312" w:eastAsia="仿宋_GB2312" w:cs="仿宋_GB2312"/>
-          <w:b w:val="0"/>
-          <w:sz w:val="2"/>
+          <w:rFonts w:hint="eastAsia" w:ascii="仿宋_GB2312" w:hAnsi="仿宋_GB2312" w:eastAsia="仿宋_GB2312" w:cs="仿宋_GB2312"/>
+          <w:sz w:val="32"/>
+          <w:szCs w:val="32"/>
         </w:rPr>
         <w:t>{%p endfor %}</w:t>
       </w:r>
     </w:p>
     <w:p>
       <w:pPr>
-        <w:spacing w:after="0" w:line="240" w:lineRule="auto"/>
+        <w:spacing w:line="560" w:lineRule="exact"/>
+        <w:ind w:firstLine="640" w:firstLineChars="200"/>
+        <w:jc w:val="both"/>
+        <w:rPr>
+          <w:rFonts w:hint="eastAsia" w:ascii="仿宋_GB2312" w:hAnsi="仿宋_GB2312" w:eastAsia="仿宋_GB2312" w:cs="仿宋_GB2312"/>
+          <w:sz w:val="32"/>
+          <w:szCs w:val="32"/>
+        </w:rPr>
       </w:pPr>
       <w:r>
         <w:rPr>
-          <w:rFonts w:ascii="仿宋_GB2312" w:hAnsi="仿宋_GB2312" w:eastAsia="仿宋_GB2312" w:cs="仿宋_GB2312"/>
-          <w:b w:val="0"/>
-          <w:sz w:val="2"/>
+          <w:rFonts w:hint="eastAsia" w:ascii="仿宋_GB2312" w:hAnsi="仿宋_GB2312" w:eastAsia="仿宋_GB2312" w:cs="仿宋_GB2312"/>
+          <w:sz w:val="32"/>
+          <w:szCs w:val="32"/>
         </w:rPr>
         <w:t>{%p endif %}</w:t>
       </w:r>
     </w:p>
     <w:p>
       <w:pPr>
-        <w:spacing w:after="0" w:line="240" w:lineRule="auto"/>
+        <w:spacing w:line="560" w:lineRule="exact"/>
+        <w:ind w:firstLine="640" w:firstLineChars="200"/>
+        <w:jc w:val="both"/>
+        <w:rPr>
+          <w:rFonts w:hint="eastAsia" w:ascii="仿宋_GB2312" w:hAnsi="仿宋_GB2312" w:eastAsia="仿宋_GB2312" w:cs="仿宋_GB2312"/>
+          <w:sz w:val="32"/>
+          <w:szCs w:val="32"/>
+        </w:rPr>
       </w:pPr>
       <w:r>
         <w:rPr>
-          <w:rFonts w:ascii="仿宋_GB2312" w:hAnsi="仿宋_GB2312" w:eastAsia="仿宋_GB2312" w:cs="仿宋_GB2312"/>
-          <w:b w:val="0"/>
-          <w:sz w:val="2"/>
+          <w:rFonts w:hint="eastAsia" w:ascii="仿宋_GB2312" w:hAnsi="仿宋_GB2312" w:eastAsia="仿宋_GB2312" w:cs="仿宋_GB2312"/>
+          <w:sz w:val="32"/>
+          <w:szCs w:val="32"/>
         </w:rPr>
         <w:t>{%p set section_no.n = section_no.n + 1 %}</w:t>
       </w:r>
@@ -781,9 +949,14 @@
     </w:p>
     <w:p>
       <w:pPr>
-        <w:spacing w:after="0" w:line="240" w:lineRule="auto"/>
-        <w:ind w:firstLine="720" w:firstLineChars="0"/>
+        <w:spacing w:line="560" w:lineRule="exact"/>
+        <w:ind w:firstLine="640" w:firstLineChars="200"/>
         <w:jc w:val="both"/>
+        <w:rPr>
+          <w:rFonts w:hint="eastAsia" w:ascii="仿宋_GB2312" w:hAnsi="仿宋_GB2312" w:eastAsia="仿宋_GB2312" w:cs="仿宋_GB2312"/>
+          <w:sz w:val="32"/>
+          <w:szCs w:val="32"/>
+        </w:rPr>
       </w:pPr>
       <w:r>
         <w:rPr>
@@ -796,26 +969,40 @@
     </w:p>
     <w:p>
       <w:pPr>
-        <w:spacing w:after="0" w:line="240" w:lineRule="auto"/>
+        <w:spacing w:line="560" w:lineRule="exact"/>
+        <w:ind w:firstLine="640" w:firstLineChars="200"/>
+        <w:jc w:val="both"/>
+        <w:rPr>
+          <w:rFonts w:hint="eastAsia" w:ascii="仿宋_GB2312" w:hAnsi="仿宋_GB2312" w:eastAsia="仿宋_GB2312" w:cs="仿宋_GB2312"/>
+          <w:sz w:val="32"/>
+          <w:szCs w:val="32"/>
+        </w:rPr>
       </w:pPr>
       <w:r>
         <w:rPr>
-          <w:rFonts w:ascii="仿宋_GB2312" w:hAnsi="仿宋_GB2312" w:eastAsia="仿宋_GB2312" w:cs="仿宋_GB2312"/>
-          <w:b w:val="0"/>
-          <w:sz w:val="2"/>
+          <w:rFonts w:hint="eastAsia" w:ascii="仿宋_GB2312" w:hAnsi="仿宋_GB2312" w:eastAsia="仿宋_GB2312" w:cs="仿宋_GB2312"/>
+          <w:sz w:val="32"/>
+          <w:szCs w:val="32"/>
         </w:rPr>
         <w:t>{%p if special_check is defined and special_check.rows %}</w:t>
       </w:r>
     </w:p>
     <w:p>
       <w:pPr>
-        <w:spacing w:after="0" w:line="240" w:lineRule="auto"/>
+        <w:spacing w:line="560" w:lineRule="exact"/>
+        <w:ind w:firstLine="640" w:firstLineChars="200"/>
+        <w:jc w:val="both"/>
+        <w:rPr>
+          <w:rFonts w:hint="eastAsia" w:ascii="仿宋_GB2312" w:hAnsi="仿宋_GB2312" w:eastAsia="仿宋_GB2312" w:cs="仿宋_GB2312"/>
+          <w:sz w:val="32"/>
+          <w:szCs w:val="32"/>
+        </w:rPr>
       </w:pPr>
       <w:r>
         <w:rPr>
-          <w:rFonts w:ascii="仿宋_GB2312" w:hAnsi="仿宋_GB2312" w:eastAsia="仿宋_GB2312" w:cs="仿宋_GB2312"/>
-          <w:b w:val="0"/>
-          <w:sz w:val="2"/>
+          <w:rFonts w:hint="eastAsia" w:ascii="仿宋_GB2312" w:hAnsi="仿宋_GB2312" w:eastAsia="仿宋_GB2312" w:cs="仿宋_GB2312"/>
+          <w:sz w:val="32"/>
+          <w:szCs w:val="32"/>
         </w:rPr>
         <w:t>{%p set section_no.n = section_no.n + 1 %}</w:t>
       </w:r>
@@ -843,20 +1030,27 @@
     </w:p>
     <w:p>
       <w:pPr>
-        <w:spacing w:after="0" w:line="240" w:lineRule="auto"/>
+        <w:spacing w:line="560" w:lineRule="exact"/>
+        <w:ind w:firstLine="640" w:firstLineChars="200"/>
+        <w:jc w:val="both"/>
+        <w:rPr>
+          <w:rFonts w:hint="eastAsia" w:ascii="仿宋_GB2312" w:hAnsi="仿宋_GB2312" w:eastAsia="仿宋_GB2312" w:cs="仿宋_GB2312"/>
+          <w:sz w:val="32"/>
+          <w:szCs w:val="32"/>
+        </w:rPr>
       </w:pPr>
       <w:r>
         <w:rPr>
-          <w:rFonts w:ascii="仿宋_GB2312" w:hAnsi="仿宋_GB2312" w:eastAsia="仿宋_GB2312" w:cs="仿宋_GB2312"/>
-          <w:b w:val="0"/>
-          <w:sz w:val="28"/>
+          <w:rFonts w:hint="eastAsia" w:ascii="仿宋_GB2312" w:hAnsi="仿宋_GB2312" w:eastAsia="仿宋_GB2312" w:cs="仿宋_GB2312"/>
+          <w:sz w:val="32"/>
+          <w:szCs w:val="32"/>
         </w:rPr>
         <w:t>{{ special_check.summary }}</w:t>
       </w:r>
     </w:p>
     <w:tbl>
       <w:tblPr>
-        <w:tblStyle w:val="15"/>
+        <w:tblStyle w:val="16"/>
         <w:tblW w:w="0" w:type="auto"/>
         <w:jc w:val="center"/>
         <w:tblBorders>
@@ -876,11 +1070,10 @@
         </w:tblCellMar>
       </w:tblPr>
       <w:tblGrid>
-        <w:gridCol w:w="1196"/>
-        <w:gridCol w:w="1767"/>
-        <w:gridCol w:w="2165"/>
-        <w:gridCol w:w="2023"/>
-        <w:gridCol w:w="2105"/>
+        <w:gridCol w:w="1272"/>
+        <w:gridCol w:w="2903"/>
+        <w:gridCol w:w="2096"/>
+        <w:gridCol w:w="2234"/>
       </w:tblGrid>
       <w:tr>
         <w:tblPrEx>
@@ -892,29 +1085,36 @@
             <w:insideH w:val="single" w:color="auto" w:sz="4" w:space="0"/>
             <w:insideV w:val="single" w:color="auto" w:sz="4" w:space="0"/>
           </w:tblBorders>
+          <w:tblCellMar>
+            <w:top w:w="0" w:type="dxa"/>
+            <w:left w:w="108" w:type="dxa"/>
+            <w:bottom w:w="0" w:type="dxa"/>
+            <w:right w:w="108" w:type="dxa"/>
+          </w:tblCellMar>
         </w:tblPrEx>
         <w:trPr>
+          <w:trHeight w:val="454" w:hRule="atLeast"/>
           <w:tblHeader/>
           <w:jc w:val="center"/>
         </w:trPr>
         <w:tc>
           <w:tcPr>
-            <w:tcW w:w="1196" w:type="dxa"/>
-            <w:tcBorders>
-              <w:top w:val="single" w:color="000000" w:sz="4" w:space="0"/>
-              <w:left w:val="single" w:color="000000" w:sz="4" w:space="0"/>
-              <w:bottom w:val="single" w:color="000000" w:sz="4" w:space="0"/>
-              <w:right w:val="single" w:color="000000" w:sz="4" w:space="0"/>
-              <w:insideH w:val="single" w:sz="4" w:space="0"/>
-              <w:insideV w:val="single" w:sz="4" w:space="0"/>
-            </w:tcBorders>
-            <w:vAlign w:val="center"/>
-          </w:tcPr>
-          <w:p>
-            <w:pPr>
-              <w:jc w:val="center"/>
-              <w:rPr>
-                <w:rFonts w:hint="eastAsia" w:ascii="宋体" w:hAnsi="宋体" w:eastAsia="宋体"/>
+            <w:tcW w:w="1272" w:type="dxa"/>
+            <w:tcBorders>
+              <w:top w:val="single" w:color="000000" w:sz="4" w:space="0"/>
+              <w:left w:val="single" w:color="000000" w:sz="4" w:space="0"/>
+              <w:bottom w:val="single" w:color="000000" w:sz="4" w:space="0"/>
+              <w:right w:val="single" w:color="000000" w:sz="4" w:space="0"/>
+              <w:insideH w:val="single" w:sz="4" w:space="0"/>
+              <w:insideV w:val="single" w:sz="4" w:space="0"/>
+            </w:tcBorders>
+            <w:vAlign w:val="center"/>
+          </w:tcPr>
+          <w:p>
+            <w:pPr>
+              <w:jc w:val="center"/>
+              <w:rPr>
+                <w:rFonts w:hint="eastAsia" w:ascii="仿宋_GB2312" w:hAnsi="仿宋_GB2312" w:eastAsia="仿宋_GB2312" w:cs="仿宋_GB2312"/>
                 <w:b/>
                 <w:bCs/>
                 <w:sz w:val="24"/>
@@ -923,157 +1123,138 @@
             </w:pPr>
             <w:r>
               <w:rPr>
-                <w:rFonts w:hint="eastAsia" w:ascii="宋体" w:hAnsi="宋体" w:eastAsia="宋体"/>
+                <w:rFonts w:hint="eastAsia" w:ascii="仿宋_GB2312" w:hAnsi="仿宋_GB2312" w:eastAsia="仿宋_GB2312" w:cs="仿宋_GB2312"/>
                 <w:b/>
                 <w:bCs/>
                 <w:sz w:val="24"/>
                 <w:szCs w:val="24"/>
-              </w:rPr>
-              <w:t>编号</w:t>
-            </w:r>
-          </w:p>
-        </w:tc>
-        <w:tc>
-          <w:tcPr>
-            <w:tcW w:w="1767" w:type="dxa"/>
-            <w:tcBorders>
-              <w:top w:val="single" w:color="000000" w:sz="4" w:space="0"/>
-              <w:left w:val="single" w:color="000000" w:sz="4" w:space="0"/>
-              <w:bottom w:val="single" w:color="000000" w:sz="4" w:space="0"/>
-              <w:right w:val="single" w:color="000000" w:sz="4" w:space="0"/>
-              <w:insideH w:val="single" w:sz="4" w:space="0"/>
-              <w:insideV w:val="single" w:sz="4" w:space="0"/>
-            </w:tcBorders>
-            <w:vAlign w:val="center"/>
-          </w:tcPr>
-          <w:p>
-            <w:pPr>
-              <w:jc w:val="center"/>
-              <w:rPr>
-                <w:rFonts w:hint="eastAsia" w:ascii="宋体" w:hAnsi="宋体" w:eastAsia="宋体"/>
+                <w:lang w:val="en-US" w:eastAsia="zh-CN"/>
+              </w:rPr>
+              <w:t>序</w:t>
+            </w:r>
+            <w:r>
+              <w:rPr>
+                <w:rFonts w:hint="eastAsia" w:ascii="仿宋_GB2312" w:hAnsi="仿宋_GB2312" w:eastAsia="仿宋_GB2312" w:cs="仿宋_GB2312"/>
                 <w:b/>
                 <w:bCs/>
                 <w:sz w:val="24"/>
                 <w:szCs w:val="24"/>
               </w:rPr>
-            </w:pPr>
-            <w:r>
-              <w:rPr>
-                <w:rFonts w:hint="eastAsia" w:ascii="宋体" w:hAnsi="宋体" w:eastAsia="宋体"/>
+              <w:t>号</w:t>
+            </w:r>
+          </w:p>
+        </w:tc>
+        <w:tc>
+          <w:tcPr>
+            <w:tcW w:w="2903" w:type="dxa"/>
+            <w:tcBorders>
+              <w:top w:val="single" w:color="000000" w:sz="4" w:space="0"/>
+              <w:left w:val="single" w:color="000000" w:sz="4" w:space="0"/>
+              <w:bottom w:val="single" w:color="000000" w:sz="4" w:space="0"/>
+              <w:right w:val="single" w:color="000000" w:sz="4" w:space="0"/>
+              <w:insideH w:val="single" w:sz="4" w:space="0"/>
+              <w:insideV w:val="single" w:sz="4" w:space="0"/>
+            </w:tcBorders>
+            <w:vAlign w:val="center"/>
+          </w:tcPr>
+          <w:p>
+            <w:pPr>
+              <w:jc w:val="center"/>
+              <w:rPr>
+                <w:rFonts w:hint="eastAsia" w:ascii="仿宋_GB2312" w:hAnsi="仿宋_GB2312" w:eastAsia="仿宋_GB2312" w:cs="仿宋_GB2312"/>
                 <w:b/>
                 <w:bCs/>
                 <w:sz w:val="24"/>
                 <w:szCs w:val="24"/>
-              </w:rPr>
-              <w:t>时间</w:t>
-            </w:r>
-          </w:p>
-        </w:tc>
-        <w:tc>
-          <w:tcPr>
-            <w:tcW w:w="2165" w:type="dxa"/>
-            <w:tcBorders>
-              <w:top w:val="single" w:color="000000" w:sz="4" w:space="0"/>
-              <w:left w:val="single" w:color="000000" w:sz="4" w:space="0"/>
-              <w:bottom w:val="single" w:color="000000" w:sz="4" w:space="0"/>
-              <w:right w:val="single" w:color="000000" w:sz="4" w:space="0"/>
-              <w:insideH w:val="single" w:sz="4" w:space="0"/>
-              <w:insideV w:val="single" w:sz="4" w:space="0"/>
-            </w:tcBorders>
-            <w:vAlign w:val="center"/>
-          </w:tcPr>
-          <w:p>
-            <w:pPr>
-              <w:jc w:val="center"/>
-              <w:rPr>
-                <w:rFonts w:hint="eastAsia" w:ascii="宋体" w:hAnsi="宋体" w:eastAsia="宋体"/>
+                <w:lang w:val="en-US" w:eastAsia="zh-CN"/>
+              </w:rPr>
+            </w:pPr>
+            <w:r>
+              <w:rPr>
+                <w:rFonts w:hint="eastAsia" w:ascii="仿宋_GB2312" w:hAnsi="仿宋_GB2312" w:eastAsia="仿宋_GB2312" w:cs="仿宋_GB2312"/>
                 <w:b/>
                 <w:bCs/>
                 <w:sz w:val="24"/>
                 <w:szCs w:val="24"/>
-              </w:rPr>
-            </w:pPr>
-            <w:r>
-              <w:rPr>
-                <w:rFonts w:hint="eastAsia" w:ascii="宋体" w:hAnsi="宋体" w:eastAsia="宋体"/>
+                <w:lang w:val="en-US" w:eastAsia="zh-CN"/>
+              </w:rPr>
+              <w:t>街道名称</w:t>
+            </w:r>
+          </w:p>
+        </w:tc>
+        <w:tc>
+          <w:tcPr>
+            <w:tcW w:w="2096" w:type="dxa"/>
+            <w:tcBorders>
+              <w:top w:val="single" w:color="000000" w:sz="4" w:space="0"/>
+              <w:left w:val="single" w:color="000000" w:sz="4" w:space="0"/>
+              <w:bottom w:val="single" w:color="000000" w:sz="4" w:space="0"/>
+              <w:right w:val="single" w:color="000000" w:sz="4" w:space="0"/>
+              <w:insideH w:val="single" w:sz="4" w:space="0"/>
+              <w:insideV w:val="single" w:sz="4" w:space="0"/>
+            </w:tcBorders>
+            <w:vAlign w:val="center"/>
+          </w:tcPr>
+          <w:p>
+            <w:pPr>
+              <w:jc w:val="center"/>
+              <w:rPr>
+                <w:rFonts w:hint="eastAsia" w:ascii="仿宋_GB2312" w:hAnsi="仿宋_GB2312" w:eastAsia="仿宋_GB2312" w:cs="仿宋_GB2312"/>
                 <w:b/>
                 <w:bCs/>
                 <w:sz w:val="24"/>
                 <w:szCs w:val="24"/>
-              </w:rPr>
-              <w:t>街道</w:t>
-            </w:r>
-          </w:p>
-        </w:tc>
-        <w:tc>
-          <w:tcPr>
-            <w:tcW w:w="2023" w:type="dxa"/>
-            <w:tcBorders>
-              <w:top w:val="single" w:color="000000" w:sz="4" w:space="0"/>
-              <w:left w:val="single" w:color="000000" w:sz="4" w:space="0"/>
-              <w:bottom w:val="single" w:color="000000" w:sz="4" w:space="0"/>
-              <w:right w:val="single" w:color="000000" w:sz="4" w:space="0"/>
-              <w:insideH w:val="single" w:sz="4" w:space="0"/>
-              <w:insideV w:val="single" w:sz="4" w:space="0"/>
-            </w:tcBorders>
-            <w:vAlign w:val="center"/>
-          </w:tcPr>
-          <w:p>
-            <w:pPr>
-              <w:jc w:val="center"/>
-              <w:rPr>
-                <w:rFonts w:hint="eastAsia" w:ascii="宋体" w:hAnsi="宋体" w:eastAsia="宋体"/>
+                <w:lang w:val="en-US" w:eastAsia="zh-CN"/>
+              </w:rPr>
+            </w:pPr>
+            <w:r>
+              <w:rPr>
+                <w:rFonts w:hint="eastAsia" w:ascii="仿宋_GB2312" w:hAnsi="仿宋_GB2312" w:eastAsia="仿宋_GB2312" w:cs="仿宋_GB2312"/>
                 <w:b/>
                 <w:bCs/>
                 <w:sz w:val="24"/>
                 <w:szCs w:val="24"/>
-              </w:rPr>
-            </w:pPr>
-            <w:r>
-              <w:rPr>
-                <w:rFonts w:hint="eastAsia" w:ascii="宋体" w:hAnsi="宋体" w:eastAsia="宋体"/>
+                <w:lang w:val="en-US" w:eastAsia="zh-CN"/>
+              </w:rPr>
+              <w:t>检查小区数</w:t>
+            </w:r>
+          </w:p>
+        </w:tc>
+        <w:tc>
+          <w:tcPr>
+            <w:tcW w:w="2234" w:type="dxa"/>
+            <w:tcBorders>
+              <w:top w:val="single" w:color="000000" w:sz="4" w:space="0"/>
+              <w:left w:val="single" w:color="000000" w:sz="4" w:space="0"/>
+              <w:bottom w:val="single" w:color="000000" w:sz="4" w:space="0"/>
+              <w:right w:val="single" w:color="000000" w:sz="4" w:space="0"/>
+              <w:insideH w:val="single" w:sz="4" w:space="0"/>
+              <w:insideV w:val="single" w:sz="4" w:space="0"/>
+            </w:tcBorders>
+            <w:vAlign w:val="center"/>
+          </w:tcPr>
+          <w:p>
+            <w:pPr>
+              <w:jc w:val="center"/>
+              <w:rPr>
+                <w:rFonts w:hint="eastAsia" w:ascii="仿宋_GB2312" w:hAnsi="仿宋_GB2312" w:eastAsia="仿宋_GB2312" w:cs="仿宋_GB2312"/>
                 <w:b/>
                 <w:bCs/>
                 <w:sz w:val="24"/>
                 <w:szCs w:val="24"/>
-              </w:rPr>
-              <w:t>点位</w:t>
-            </w:r>
-          </w:p>
-        </w:tc>
-        <w:tc>
-          <w:tcPr>
-            <w:tcW w:w="2105" w:type="dxa"/>
-            <w:tcBorders>
-              <w:top w:val="single" w:color="000000" w:sz="4" w:space="0"/>
-              <w:left w:val="single" w:color="000000" w:sz="4" w:space="0"/>
-              <w:bottom w:val="single" w:color="000000" w:sz="4" w:space="0"/>
-              <w:right w:val="single" w:color="000000" w:sz="4" w:space="0"/>
-              <w:insideH w:val="single" w:sz="4" w:space="0"/>
-              <w:insideV w:val="single" w:sz="4" w:space="0"/>
-            </w:tcBorders>
-            <w:vAlign w:val="center"/>
-          </w:tcPr>
-          <w:p>
-            <w:pPr>
-              <w:jc w:val="center"/>
-              <w:rPr>
-                <w:rFonts w:hint="eastAsia" w:ascii="宋体" w:hAnsi="宋体" w:eastAsia="宋体"/>
+                <w:lang w:val="en-US" w:eastAsia="zh-CN"/>
+              </w:rPr>
+            </w:pPr>
+            <w:r>
+              <w:rPr>
+                <w:rFonts w:hint="eastAsia" w:ascii="仿宋_GB2312" w:hAnsi="仿宋_GB2312" w:eastAsia="仿宋_GB2312" w:cs="仿宋_GB2312"/>
                 <w:b/>
                 <w:bCs/>
                 <w:sz w:val="24"/>
                 <w:szCs w:val="24"/>
-              </w:rPr>
-            </w:pPr>
-            <w:r>
-              <w:rPr>
-                <w:rFonts w:hint="eastAsia" w:ascii="宋体" w:hAnsi="宋体" w:eastAsia="宋体"/>
-                <w:b/>
-                <w:bCs/>
-                <w:sz w:val="24"/>
-                <w:szCs w:val="24"/>
-              </w:rPr>
-              <w:t>问题类型</w:t>
+                <w:lang w:val="en-US" w:eastAsia="zh-CN"/>
+              </w:rPr>
+              <w:t>问题数</w:t>
             </w:r>
           </w:p>
         </w:tc>
@@ -1096,33 +1277,34 @@
           </w:tblCellMar>
         </w:tblPrEx>
         <w:trPr>
+          <w:trHeight w:val="454" w:hRule="atLeast"/>
           <w:jc w:val="center"/>
         </w:trPr>
         <w:tc>
           <w:tcPr>
-            <w:tcW w:w="1196" w:type="dxa"/>
-            <w:tcBorders>
-              <w:top w:val="single" w:color="000000" w:sz="4" w:space="0"/>
-              <w:left w:val="single" w:color="000000" w:sz="4" w:space="0"/>
-              <w:bottom w:val="single" w:color="000000" w:sz="4" w:space="0"/>
-              <w:right w:val="single" w:color="000000" w:sz="4" w:space="0"/>
-              <w:insideH w:val="single" w:sz="4" w:space="0"/>
-              <w:insideV w:val="single" w:sz="4" w:space="0"/>
-            </w:tcBorders>
-            <w:vAlign w:val="center"/>
-          </w:tcPr>
-          <w:p>
-            <w:pPr>
-              <w:jc w:val="center"/>
-              <w:rPr>
-                <w:rFonts w:hint="eastAsia" w:ascii="宋体" w:hAnsi="宋体" w:eastAsia="宋体"/>
-                <w:sz w:val="24"/>
-                <w:szCs w:val="24"/>
-              </w:rPr>
-            </w:pPr>
-            <w:r>
-              <w:rPr>
-                <w:rFonts w:hint="eastAsia" w:ascii="宋体" w:hAnsi="宋体" w:eastAsia="宋体"/>
+            <w:tcW w:w="1272" w:type="dxa"/>
+            <w:tcBorders>
+              <w:top w:val="single" w:color="000000" w:sz="4" w:space="0"/>
+              <w:left w:val="single" w:color="000000" w:sz="4" w:space="0"/>
+              <w:bottom w:val="single" w:color="000000" w:sz="4" w:space="0"/>
+              <w:right w:val="single" w:color="000000" w:sz="4" w:space="0"/>
+              <w:insideH w:val="single" w:sz="4" w:space="0"/>
+              <w:insideV w:val="single" w:sz="4" w:space="0"/>
+            </w:tcBorders>
+            <w:vAlign w:val="center"/>
+          </w:tcPr>
+          <w:p>
+            <w:pPr>
+              <w:jc w:val="center"/>
+              <w:rPr>
+                <w:rFonts w:hint="eastAsia" w:ascii="仿宋_GB2312" w:hAnsi="仿宋_GB2312" w:eastAsia="仿宋_GB2312" w:cs="仿宋_GB2312"/>
+                <w:sz w:val="24"/>
+                <w:szCs w:val="24"/>
+              </w:rPr>
+            </w:pPr>
+            <w:r>
+              <w:rPr>
+                <w:rFonts w:hint="eastAsia" w:ascii="仿宋_GB2312" w:hAnsi="仿宋_GB2312" w:eastAsia="仿宋_GB2312" w:cs="仿宋_GB2312"/>
                 <w:sz w:val="24"/>
                 <w:szCs w:val="24"/>
               </w:rPr>
@@ -1132,96 +1314,70 @@
         </w:tc>
         <w:tc>
           <w:tcPr>
-            <w:tcW w:w="1767" w:type="dxa"/>
-            <w:tcBorders>
-              <w:top w:val="single" w:color="000000" w:sz="4" w:space="0"/>
-              <w:left w:val="single" w:color="000000" w:sz="4" w:space="0"/>
-              <w:bottom w:val="single" w:color="000000" w:sz="4" w:space="0"/>
-              <w:right w:val="single" w:color="000000" w:sz="4" w:space="0"/>
-              <w:insideH w:val="single" w:sz="4" w:space="0"/>
-              <w:insideV w:val="single" w:sz="4" w:space="0"/>
-            </w:tcBorders>
-            <w:vAlign w:val="center"/>
-          </w:tcPr>
-          <w:p>
-            <w:pPr>
-              <w:jc w:val="center"/>
-              <w:rPr>
-                <w:rFonts w:hint="eastAsia" w:ascii="宋体" w:hAnsi="宋体" w:eastAsia="宋体"/>
-                <w:sz w:val="24"/>
-                <w:szCs w:val="24"/>
-              </w:rPr>
-            </w:pPr>
-          </w:p>
-        </w:tc>
-        <w:tc>
-          <w:tcPr>
-            <w:tcW w:w="2165" w:type="dxa"/>
-            <w:tcBorders>
-              <w:top w:val="single" w:color="000000" w:sz="4" w:space="0"/>
-              <w:left w:val="single" w:color="000000" w:sz="4" w:space="0"/>
-              <w:bottom w:val="single" w:color="000000" w:sz="4" w:space="0"/>
-              <w:right w:val="single" w:color="000000" w:sz="4" w:space="0"/>
-              <w:insideH w:val="single" w:sz="4" w:space="0"/>
-              <w:insideV w:val="single" w:sz="4" w:space="0"/>
-            </w:tcBorders>
-            <w:vAlign w:val="center"/>
-          </w:tcPr>
-          <w:p>
-            <w:pPr>
-              <w:jc w:val="center"/>
-              <w:rPr>
-                <w:rFonts w:hint="eastAsia" w:ascii="宋体" w:hAnsi="宋体" w:eastAsia="宋体"/>
-                <w:sz w:val="24"/>
-                <w:szCs w:val="24"/>
-              </w:rPr>
-            </w:pPr>
-          </w:p>
-        </w:tc>
-        <w:tc>
-          <w:tcPr>
-            <w:tcW w:w="2023" w:type="dxa"/>
-            <w:tcBorders>
-              <w:top w:val="single" w:color="000000" w:sz="4" w:space="0"/>
-              <w:left w:val="single" w:color="000000" w:sz="4" w:space="0"/>
-              <w:bottom w:val="single" w:color="000000" w:sz="4" w:space="0"/>
-              <w:right w:val="single" w:color="000000" w:sz="4" w:space="0"/>
-              <w:insideH w:val="single" w:sz="4" w:space="0"/>
-              <w:insideV w:val="single" w:sz="4" w:space="0"/>
-            </w:tcBorders>
-            <w:vAlign w:val="center"/>
-          </w:tcPr>
-          <w:p>
-            <w:pPr>
-              <w:jc w:val="center"/>
-              <w:rPr>
-                <w:rFonts w:hint="eastAsia" w:ascii="宋体" w:hAnsi="宋体" w:eastAsia="宋体"/>
-                <w:sz w:val="24"/>
-                <w:szCs w:val="24"/>
-              </w:rPr>
-            </w:pPr>
-            <w:bookmarkStart w:id="0" w:name="_GoBack"/>
-            <w:bookmarkEnd w:id="0"/>
-          </w:p>
-        </w:tc>
-        <w:tc>
-          <w:tcPr>
-            <w:tcW w:w="2105" w:type="dxa"/>
-            <w:tcBorders>
-              <w:top w:val="single" w:color="000000" w:sz="4" w:space="0"/>
-              <w:left w:val="single" w:color="000000" w:sz="4" w:space="0"/>
-              <w:bottom w:val="single" w:color="000000" w:sz="4" w:space="0"/>
-              <w:right w:val="single" w:color="000000" w:sz="4" w:space="0"/>
-              <w:insideH w:val="single" w:sz="4" w:space="0"/>
-              <w:insideV w:val="single" w:sz="4" w:space="0"/>
-            </w:tcBorders>
-            <w:vAlign w:val="center"/>
-          </w:tcPr>
-          <w:p>
-            <w:pPr>
-              <w:jc w:val="center"/>
-              <w:rPr>
-                <w:rFonts w:hint="eastAsia" w:ascii="宋体" w:hAnsi="宋体" w:eastAsia="宋体"/>
+            <w:tcW w:w="2903" w:type="dxa"/>
+            <w:tcBorders>
+              <w:top w:val="single" w:color="000000" w:sz="4" w:space="0"/>
+              <w:left w:val="single" w:color="000000" w:sz="4" w:space="0"/>
+              <w:bottom w:val="single" w:color="000000" w:sz="4" w:space="0"/>
+              <w:right w:val="single" w:color="000000" w:sz="4" w:space="0"/>
+              <w:insideH w:val="single" w:sz="4" w:space="0"/>
+              <w:insideV w:val="single" w:sz="4" w:space="0"/>
+            </w:tcBorders>
+            <w:vAlign w:val="center"/>
+          </w:tcPr>
+          <w:p>
+            <w:pPr>
+              <w:jc w:val="center"/>
+              <w:rPr>
+                <w:rFonts w:hint="eastAsia" w:ascii="仿宋_GB2312" w:hAnsi="仿宋_GB2312" w:eastAsia="仿宋_GB2312" w:cs="仿宋_GB2312"/>
+                <w:sz w:val="24"/>
+                <w:szCs w:val="24"/>
+              </w:rPr>
+            </w:pPr>
+          </w:p>
+        </w:tc>
+        <w:tc>
+          <w:tcPr>
+            <w:tcW w:w="2096" w:type="dxa"/>
+            <w:tcBorders>
+              <w:top w:val="single" w:color="000000" w:sz="4" w:space="0"/>
+              <w:left w:val="single" w:color="000000" w:sz="4" w:space="0"/>
+              <w:bottom w:val="single" w:color="000000" w:sz="4" w:space="0"/>
+              <w:right w:val="single" w:color="000000" w:sz="4" w:space="0"/>
+              <w:insideH w:val="single" w:sz="4" w:space="0"/>
+              <w:insideV w:val="single" w:sz="4" w:space="0"/>
+            </w:tcBorders>
+            <w:vAlign w:val="center"/>
+          </w:tcPr>
+          <w:p>
+            <w:pPr>
+              <w:jc w:val="center"/>
+              <w:rPr>
+                <w:rFonts w:hint="eastAsia" w:ascii="仿宋_GB2312" w:hAnsi="仿宋_GB2312" w:eastAsia="仿宋_GB2312" w:cs="仿宋_GB2312"/>
+                <w:sz w:val="24"/>
+                <w:szCs w:val="24"/>
+              </w:rPr>
+            </w:pPr>
+          </w:p>
+        </w:tc>
+        <w:tc>
+          <w:tcPr>
+            <w:tcW w:w="2234" w:type="dxa"/>
+            <w:tcBorders>
+              <w:top w:val="single" w:color="000000" w:sz="4" w:space="0"/>
+              <w:left w:val="single" w:color="000000" w:sz="4" w:space="0"/>
+              <w:bottom w:val="single" w:color="000000" w:sz="4" w:space="0"/>
+              <w:right w:val="single" w:color="000000" w:sz="4" w:space="0"/>
+              <w:insideH w:val="single" w:sz="4" w:space="0"/>
+              <w:insideV w:val="single" w:sz="4" w:space="0"/>
+            </w:tcBorders>
+            <w:vAlign w:val="center"/>
+          </w:tcPr>
+          <w:p>
+            <w:pPr>
+              <w:jc w:val="center"/>
+              <w:rPr>
+                <w:rFonts w:hint="eastAsia" w:ascii="仿宋_GB2312" w:hAnsi="仿宋_GB2312" w:eastAsia="仿宋_GB2312" w:cs="仿宋_GB2312"/>
                 <w:sz w:val="24"/>
                 <w:szCs w:val="24"/>
               </w:rPr>
@@ -1247,33 +1403,34 @@
           </w:tblCellMar>
         </w:tblPrEx>
         <w:trPr>
+          <w:trHeight w:val="454" w:hRule="atLeast"/>
           <w:jc w:val="center"/>
         </w:trPr>
         <w:tc>
           <w:tcPr>
-            <w:tcW w:w="1196" w:type="dxa"/>
-            <w:tcBorders>
-              <w:top w:val="single" w:color="000000" w:sz="4" w:space="0"/>
-              <w:left w:val="single" w:color="000000" w:sz="4" w:space="0"/>
-              <w:bottom w:val="single" w:color="000000" w:sz="4" w:space="0"/>
-              <w:right w:val="single" w:color="000000" w:sz="4" w:space="0"/>
-              <w:insideH w:val="single" w:sz="4" w:space="0"/>
-              <w:insideV w:val="single" w:sz="4" w:space="0"/>
-            </w:tcBorders>
-            <w:vAlign w:val="center"/>
-          </w:tcPr>
-          <w:p>
-            <w:pPr>
-              <w:jc w:val="center"/>
-              <w:rPr>
-                <w:rFonts w:hint="eastAsia" w:ascii="宋体" w:hAnsi="宋体" w:eastAsia="宋体"/>
-                <w:sz w:val="24"/>
-                <w:szCs w:val="24"/>
-              </w:rPr>
-            </w:pPr>
-            <w:r>
-              <w:rPr>
-                <w:rFonts w:hint="eastAsia" w:ascii="宋体" w:hAnsi="宋体" w:eastAsia="宋体"/>
+            <w:tcW w:w="1272" w:type="dxa"/>
+            <w:tcBorders>
+              <w:top w:val="single" w:color="000000" w:sz="4" w:space="0"/>
+              <w:left w:val="single" w:color="000000" w:sz="4" w:space="0"/>
+              <w:bottom w:val="single" w:color="000000" w:sz="4" w:space="0"/>
+              <w:right w:val="single" w:color="000000" w:sz="4" w:space="0"/>
+              <w:insideH w:val="single" w:sz="4" w:space="0"/>
+              <w:insideV w:val="single" w:sz="4" w:space="0"/>
+            </w:tcBorders>
+            <w:vAlign w:val="center"/>
+          </w:tcPr>
+          <w:p>
+            <w:pPr>
+              <w:jc w:val="center"/>
+              <w:rPr>
+                <w:rFonts w:hint="eastAsia" w:ascii="仿宋_GB2312" w:hAnsi="仿宋_GB2312" w:eastAsia="仿宋_GB2312" w:cs="仿宋_GB2312"/>
+                <w:sz w:val="24"/>
+                <w:szCs w:val="24"/>
+              </w:rPr>
+            </w:pPr>
+            <w:r>
+              <w:rPr>
+                <w:rFonts w:hint="eastAsia" w:ascii="仿宋_GB2312" w:hAnsi="仿宋_GB2312" w:eastAsia="仿宋_GB2312" w:cs="仿宋_GB2312"/>
                 <w:sz w:val="24"/>
                 <w:szCs w:val="24"/>
               </w:rPr>
@@ -1283,61 +1440,29 @@
         </w:tc>
         <w:tc>
           <w:tcPr>
-            <w:tcW w:w="1767" w:type="dxa"/>
-            <w:tcBorders>
-              <w:top w:val="single" w:color="000000" w:sz="4" w:space="0"/>
-              <w:left w:val="single" w:color="000000" w:sz="4" w:space="0"/>
-              <w:bottom w:val="single" w:color="000000" w:sz="4" w:space="0"/>
-              <w:right w:val="single" w:color="000000" w:sz="4" w:space="0"/>
-              <w:insideH w:val="single" w:sz="4" w:space="0"/>
-              <w:insideV w:val="single" w:sz="4" w:space="0"/>
-            </w:tcBorders>
-            <w:vAlign w:val="center"/>
-          </w:tcPr>
-          <w:p>
-            <w:pPr>
-              <w:jc w:val="center"/>
-              <w:rPr>
-                <w:rFonts w:hint="eastAsia" w:ascii="宋体" w:hAnsi="宋体" w:eastAsia="宋体"/>
-                <w:sz w:val="24"/>
-                <w:szCs w:val="24"/>
-              </w:rPr>
-            </w:pPr>
-            <w:r>
-              <w:rPr>
-                <w:rFonts w:hint="eastAsia" w:ascii="宋体" w:hAnsi="宋体" w:eastAsia="宋体"/>
-                <w:sz w:val="24"/>
-                <w:szCs w:val="24"/>
-              </w:rPr>
-              <w:t>{{ row.time }}</w:t>
-            </w:r>
-          </w:p>
-        </w:tc>
-        <w:tc>
-          <w:tcPr>
-            <w:tcW w:w="2165" w:type="dxa"/>
-            <w:tcBorders>
-              <w:top w:val="single" w:color="000000" w:sz="4" w:space="0"/>
-              <w:left w:val="single" w:color="000000" w:sz="4" w:space="0"/>
-              <w:bottom w:val="single" w:color="000000" w:sz="4" w:space="0"/>
-              <w:right w:val="single" w:color="000000" w:sz="4" w:space="0"/>
-              <w:insideH w:val="single" w:sz="4" w:space="0"/>
-              <w:insideV w:val="single" w:sz="4" w:space="0"/>
-            </w:tcBorders>
-            <w:vAlign w:val="center"/>
-          </w:tcPr>
-          <w:p>
-            <w:pPr>
-              <w:jc w:val="center"/>
-              <w:rPr>
-                <w:rFonts w:hint="eastAsia" w:ascii="宋体" w:hAnsi="宋体" w:eastAsia="宋体"/>
-                <w:sz w:val="24"/>
-                <w:szCs w:val="24"/>
-              </w:rPr>
-            </w:pPr>
-            <w:r>
-              <w:rPr>
-                <w:rFonts w:hint="eastAsia" w:ascii="宋体" w:hAnsi="宋体" w:eastAsia="宋体"/>
+            <w:tcW w:w="2903" w:type="dxa"/>
+            <w:tcBorders>
+              <w:top w:val="single" w:color="000000" w:sz="4" w:space="0"/>
+              <w:left w:val="single" w:color="000000" w:sz="4" w:space="0"/>
+              <w:bottom w:val="single" w:color="000000" w:sz="4" w:space="0"/>
+              <w:right w:val="single" w:color="000000" w:sz="4" w:space="0"/>
+              <w:insideH w:val="single" w:sz="4" w:space="0"/>
+              <w:insideV w:val="single" w:sz="4" w:space="0"/>
+            </w:tcBorders>
+            <w:vAlign w:val="center"/>
+          </w:tcPr>
+          <w:p>
+            <w:pPr>
+              <w:jc w:val="center"/>
+              <w:rPr>
+                <w:rFonts w:hint="eastAsia" w:ascii="仿宋_GB2312" w:hAnsi="仿宋_GB2312" w:eastAsia="仿宋_GB2312" w:cs="仿宋_GB2312"/>
+                <w:sz w:val="24"/>
+                <w:szCs w:val="24"/>
+              </w:rPr>
+            </w:pPr>
+            <w:r>
+              <w:rPr>
+                <w:rFonts w:hint="eastAsia" w:ascii="仿宋_GB2312" w:hAnsi="仿宋_GB2312" w:eastAsia="仿宋_GB2312" w:cs="仿宋_GB2312"/>
                 <w:sz w:val="24"/>
                 <w:szCs w:val="24"/>
               </w:rPr>
@@ -1347,65 +1472,65 @@
         </w:tc>
         <w:tc>
           <w:tcPr>
-            <w:tcW w:w="2023" w:type="dxa"/>
-            <w:tcBorders>
-              <w:top w:val="single" w:color="000000" w:sz="4" w:space="0"/>
-              <w:left w:val="single" w:color="000000" w:sz="4" w:space="0"/>
-              <w:bottom w:val="single" w:color="000000" w:sz="4" w:space="0"/>
-              <w:right w:val="single" w:color="000000" w:sz="4" w:space="0"/>
-              <w:insideH w:val="single" w:sz="4" w:space="0"/>
-              <w:insideV w:val="single" w:sz="4" w:space="0"/>
-            </w:tcBorders>
-            <w:vAlign w:val="center"/>
-          </w:tcPr>
-          <w:p>
-            <w:pPr>
-              <w:jc w:val="center"/>
-              <w:rPr>
-                <w:rFonts w:hint="eastAsia" w:ascii="宋体" w:hAnsi="宋体" w:eastAsia="宋体"/>
-                <w:sz w:val="24"/>
-                <w:szCs w:val="24"/>
-              </w:rPr>
-            </w:pPr>
-            <w:r>
-              <w:rPr>
-                <w:rFonts w:hint="eastAsia" w:ascii="宋体" w:hAnsi="宋体" w:eastAsia="宋体"/>
-                <w:sz w:val="24"/>
-                <w:szCs w:val="24"/>
-              </w:rPr>
-              <w:t>{{ row.point_name }}</w:t>
-            </w:r>
-          </w:p>
-        </w:tc>
-        <w:tc>
-          <w:tcPr>
-            <w:tcW w:w="2105" w:type="dxa"/>
-            <w:tcBorders>
-              <w:top w:val="single" w:color="000000" w:sz="4" w:space="0"/>
-              <w:left w:val="single" w:color="000000" w:sz="4" w:space="0"/>
-              <w:bottom w:val="single" w:color="000000" w:sz="4" w:space="0"/>
-              <w:right w:val="single" w:color="000000" w:sz="4" w:space="0"/>
-              <w:insideH w:val="single" w:sz="4" w:space="0"/>
-              <w:insideV w:val="single" w:sz="4" w:space="0"/>
-            </w:tcBorders>
-            <w:vAlign w:val="center"/>
-          </w:tcPr>
-          <w:p>
-            <w:pPr>
-              <w:jc w:val="center"/>
-              <w:rPr>
-                <w:rFonts w:hint="eastAsia" w:ascii="宋体" w:hAnsi="宋体" w:eastAsia="宋体"/>
-                <w:sz w:val="24"/>
-                <w:szCs w:val="24"/>
-              </w:rPr>
-            </w:pPr>
-            <w:r>
-              <w:rPr>
-                <w:rFonts w:hint="eastAsia" w:ascii="宋体" w:hAnsi="宋体" w:eastAsia="宋体"/>
-                <w:sz w:val="24"/>
-                <w:szCs w:val="24"/>
-              </w:rPr>
-              <w:t>{{ row.problem_type }}</w:t>
+            <w:tcW w:w="2096" w:type="dxa"/>
+            <w:tcBorders>
+              <w:top w:val="single" w:color="000000" w:sz="4" w:space="0"/>
+              <w:left w:val="single" w:color="000000" w:sz="4" w:space="0"/>
+              <w:bottom w:val="single" w:color="000000" w:sz="4" w:space="0"/>
+              <w:right w:val="single" w:color="000000" w:sz="4" w:space="0"/>
+              <w:insideH w:val="single" w:sz="4" w:space="0"/>
+              <w:insideV w:val="single" w:sz="4" w:space="0"/>
+            </w:tcBorders>
+            <w:vAlign w:val="center"/>
+          </w:tcPr>
+          <w:p>
+            <w:pPr>
+              <w:jc w:val="center"/>
+              <w:rPr>
+                <w:rFonts w:hint="eastAsia" w:ascii="仿宋_GB2312" w:hAnsi="仿宋_GB2312" w:eastAsia="仿宋_GB2312" w:cs="仿宋_GB2312"/>
+                <w:sz w:val="24"/>
+                <w:szCs w:val="24"/>
+              </w:rPr>
+            </w:pPr>
+            <w:r>
+              <w:rPr>
+                <w:rFonts w:hint="eastAsia" w:ascii="仿宋_GB2312" w:hAnsi="仿宋_GB2312" w:eastAsia="仿宋_GB2312" w:cs="仿宋_GB2312"/>
+                <w:sz w:val="24"/>
+                <w:szCs w:val="24"/>
+              </w:rPr>
+              <w:t>{{ row.community_count }}</w:t>
+            </w:r>
+          </w:p>
+        </w:tc>
+        <w:tc>
+          <w:tcPr>
+            <w:tcW w:w="2234" w:type="dxa"/>
+            <w:tcBorders>
+              <w:top w:val="single" w:color="000000" w:sz="4" w:space="0"/>
+              <w:left w:val="single" w:color="000000" w:sz="4" w:space="0"/>
+              <w:bottom w:val="single" w:color="000000" w:sz="4" w:space="0"/>
+              <w:right w:val="single" w:color="000000" w:sz="4" w:space="0"/>
+              <w:insideH w:val="single" w:sz="4" w:space="0"/>
+              <w:insideV w:val="single" w:sz="4" w:space="0"/>
+            </w:tcBorders>
+            <w:vAlign w:val="center"/>
+          </w:tcPr>
+          <w:p>
+            <w:pPr>
+              <w:jc w:val="center"/>
+              <w:rPr>
+                <w:rFonts w:hint="eastAsia" w:ascii="仿宋_GB2312" w:hAnsi="仿宋_GB2312" w:eastAsia="仿宋_GB2312" w:cs="仿宋_GB2312"/>
+                <w:sz w:val="24"/>
+                <w:szCs w:val="24"/>
+              </w:rPr>
+            </w:pPr>
+            <w:r>
+              <w:rPr>
+                <w:rFonts w:hint="eastAsia" w:ascii="仿宋_GB2312" w:hAnsi="仿宋_GB2312" w:eastAsia="仿宋_GB2312" w:cs="仿宋_GB2312"/>
+                <w:sz w:val="24"/>
+                <w:szCs w:val="24"/>
+              </w:rPr>
+              <w:t>{{ row.problem_count }}</w:t>
             </w:r>
           </w:p>
         </w:tc>
@@ -1428,33 +1553,34 @@
           </w:tblCellMar>
         </w:tblPrEx>
         <w:trPr>
+          <w:trHeight w:val="454" w:hRule="atLeast"/>
           <w:jc w:val="center"/>
         </w:trPr>
         <w:tc>
           <w:tcPr>
-            <w:tcW w:w="1196" w:type="dxa"/>
-            <w:tcBorders>
-              <w:top w:val="single" w:color="000000" w:sz="4" w:space="0"/>
-              <w:left w:val="single" w:color="000000" w:sz="4" w:space="0"/>
-              <w:bottom w:val="single" w:color="000000" w:sz="4" w:space="0"/>
-              <w:right w:val="single" w:color="000000" w:sz="4" w:space="0"/>
-              <w:insideH w:val="single" w:sz="4" w:space="0"/>
-              <w:insideV w:val="single" w:sz="4" w:space="0"/>
-            </w:tcBorders>
-            <w:vAlign w:val="center"/>
-          </w:tcPr>
-          <w:p>
-            <w:pPr>
-              <w:jc w:val="center"/>
-              <w:rPr>
-                <w:rFonts w:hint="eastAsia" w:ascii="宋体" w:hAnsi="宋体" w:eastAsia="宋体"/>
-                <w:sz w:val="24"/>
-                <w:szCs w:val="24"/>
-              </w:rPr>
-            </w:pPr>
-            <w:r>
-              <w:rPr>
-                <w:rFonts w:hint="eastAsia" w:ascii="宋体" w:hAnsi="宋体" w:eastAsia="宋体"/>
+            <w:tcW w:w="1272" w:type="dxa"/>
+            <w:tcBorders>
+              <w:top w:val="single" w:color="000000" w:sz="4" w:space="0"/>
+              <w:left w:val="single" w:color="000000" w:sz="4" w:space="0"/>
+              <w:bottom w:val="single" w:color="000000" w:sz="4" w:space="0"/>
+              <w:right w:val="single" w:color="000000" w:sz="4" w:space="0"/>
+              <w:insideH w:val="single" w:sz="4" w:space="0"/>
+              <w:insideV w:val="single" w:sz="4" w:space="0"/>
+            </w:tcBorders>
+            <w:vAlign w:val="center"/>
+          </w:tcPr>
+          <w:p>
+            <w:pPr>
+              <w:jc w:val="center"/>
+              <w:rPr>
+                <w:rFonts w:hint="eastAsia" w:ascii="仿宋_GB2312" w:hAnsi="仿宋_GB2312" w:eastAsia="仿宋_GB2312" w:cs="仿宋_GB2312"/>
+                <w:sz w:val="24"/>
+                <w:szCs w:val="24"/>
+              </w:rPr>
+            </w:pPr>
+            <w:r>
+              <w:rPr>
+                <w:rFonts w:hint="eastAsia" w:ascii="仿宋_GB2312" w:hAnsi="仿宋_GB2312" w:eastAsia="仿宋_GB2312" w:cs="仿宋_GB2312"/>
                 <w:sz w:val="24"/>
                 <w:szCs w:val="24"/>
               </w:rPr>
@@ -1464,94 +1590,227 @@
         </w:tc>
         <w:tc>
           <w:tcPr>
-            <w:tcW w:w="1767" w:type="dxa"/>
-            <w:tcBorders>
-              <w:top w:val="single" w:color="000000" w:sz="4" w:space="0"/>
-              <w:left w:val="single" w:color="000000" w:sz="4" w:space="0"/>
-              <w:bottom w:val="single" w:color="000000" w:sz="4" w:space="0"/>
-              <w:right w:val="single" w:color="000000" w:sz="4" w:space="0"/>
-              <w:insideH w:val="single" w:sz="4" w:space="0"/>
-              <w:insideV w:val="single" w:sz="4" w:space="0"/>
-            </w:tcBorders>
-            <w:vAlign w:val="center"/>
-          </w:tcPr>
-          <w:p>
-            <w:pPr>
-              <w:jc w:val="center"/>
-              <w:rPr>
-                <w:rFonts w:hint="eastAsia" w:ascii="宋体" w:hAnsi="宋体" w:eastAsia="宋体"/>
-                <w:sz w:val="24"/>
-                <w:szCs w:val="24"/>
-              </w:rPr>
-            </w:pPr>
-          </w:p>
-        </w:tc>
-        <w:tc>
-          <w:tcPr>
-            <w:tcW w:w="2165" w:type="dxa"/>
-            <w:tcBorders>
-              <w:top w:val="single" w:color="000000" w:sz="4" w:space="0"/>
-              <w:left w:val="single" w:color="000000" w:sz="4" w:space="0"/>
-              <w:bottom w:val="single" w:color="000000" w:sz="4" w:space="0"/>
-              <w:right w:val="single" w:color="000000" w:sz="4" w:space="0"/>
-              <w:insideH w:val="single" w:sz="4" w:space="0"/>
-              <w:insideV w:val="single" w:sz="4" w:space="0"/>
-            </w:tcBorders>
-            <w:vAlign w:val="center"/>
-          </w:tcPr>
-          <w:p>
-            <w:pPr>
-              <w:jc w:val="center"/>
-              <w:rPr>
-                <w:rFonts w:hint="eastAsia" w:ascii="宋体" w:hAnsi="宋体" w:eastAsia="宋体"/>
-                <w:sz w:val="24"/>
-                <w:szCs w:val="24"/>
-              </w:rPr>
-            </w:pPr>
-          </w:p>
-        </w:tc>
-        <w:tc>
-          <w:tcPr>
-            <w:tcW w:w="2023" w:type="dxa"/>
-            <w:tcBorders>
-              <w:top w:val="single" w:color="000000" w:sz="4" w:space="0"/>
-              <w:left w:val="single" w:color="000000" w:sz="4" w:space="0"/>
-              <w:bottom w:val="single" w:color="000000" w:sz="4" w:space="0"/>
-              <w:right w:val="single" w:color="000000" w:sz="4" w:space="0"/>
-              <w:insideH w:val="single" w:sz="4" w:space="0"/>
-              <w:insideV w:val="single" w:sz="4" w:space="0"/>
-            </w:tcBorders>
-            <w:vAlign w:val="center"/>
-          </w:tcPr>
-          <w:p>
-            <w:pPr>
-              <w:jc w:val="center"/>
-              <w:rPr>
-                <w:rFonts w:hint="eastAsia" w:ascii="宋体" w:hAnsi="宋体" w:eastAsia="宋体"/>
-                <w:sz w:val="24"/>
-                <w:szCs w:val="24"/>
-              </w:rPr>
-            </w:pPr>
-          </w:p>
-        </w:tc>
-        <w:tc>
-          <w:tcPr>
-            <w:tcW w:w="2105" w:type="dxa"/>
-            <w:tcBorders>
-              <w:top w:val="single" w:color="000000" w:sz="4" w:space="0"/>
-              <w:left w:val="single" w:color="000000" w:sz="4" w:space="0"/>
-              <w:bottom w:val="single" w:color="000000" w:sz="4" w:space="0"/>
-              <w:right w:val="single" w:color="000000" w:sz="4" w:space="0"/>
-              <w:insideH w:val="single" w:sz="4" w:space="0"/>
-              <w:insideV w:val="single" w:sz="4" w:space="0"/>
-            </w:tcBorders>
-            <w:vAlign w:val="center"/>
-          </w:tcPr>
-          <w:p>
-            <w:pPr>
-              <w:jc w:val="center"/>
-              <w:rPr>
-                <w:rFonts w:hint="eastAsia" w:ascii="宋体" w:hAnsi="宋体" w:eastAsia="宋体"/>
+            <w:tcW w:w="2903" w:type="dxa"/>
+            <w:tcBorders>
+              <w:top w:val="single" w:color="000000" w:sz="4" w:space="0"/>
+              <w:left w:val="single" w:color="000000" w:sz="4" w:space="0"/>
+              <w:bottom w:val="single" w:color="000000" w:sz="4" w:space="0"/>
+              <w:right w:val="single" w:color="000000" w:sz="4" w:space="0"/>
+              <w:insideH w:val="single" w:sz="4" w:space="0"/>
+              <w:insideV w:val="single" w:sz="4" w:space="0"/>
+            </w:tcBorders>
+            <w:vAlign w:val="center"/>
+          </w:tcPr>
+          <w:p>
+            <w:pPr>
+              <w:jc w:val="center"/>
+              <w:rPr>
+                <w:rFonts w:hint="eastAsia" w:ascii="仿宋_GB2312" w:hAnsi="仿宋_GB2312" w:eastAsia="仿宋_GB2312" w:cs="仿宋_GB2312"/>
+                <w:sz w:val="24"/>
+                <w:szCs w:val="24"/>
+              </w:rPr>
+            </w:pPr>
+          </w:p>
+        </w:tc>
+        <w:tc>
+          <w:tcPr>
+            <w:tcW w:w="2096" w:type="dxa"/>
+            <w:tcBorders>
+              <w:top w:val="single" w:color="000000" w:sz="4" w:space="0"/>
+              <w:left w:val="single" w:color="000000" w:sz="4" w:space="0"/>
+              <w:bottom w:val="single" w:color="000000" w:sz="4" w:space="0"/>
+              <w:right w:val="single" w:color="000000" w:sz="4" w:space="0"/>
+              <w:insideH w:val="single" w:sz="4" w:space="0"/>
+              <w:insideV w:val="single" w:sz="4" w:space="0"/>
+            </w:tcBorders>
+            <w:vAlign w:val="center"/>
+          </w:tcPr>
+          <w:p>
+            <w:pPr>
+              <w:jc w:val="center"/>
+              <w:rPr>
+                <w:rFonts w:hint="eastAsia" w:ascii="仿宋_GB2312" w:hAnsi="仿宋_GB2312" w:eastAsia="仿宋_GB2312" w:cs="仿宋_GB2312"/>
+                <w:sz w:val="24"/>
+                <w:szCs w:val="24"/>
+              </w:rPr>
+            </w:pPr>
+          </w:p>
+        </w:tc>
+        <w:tc>
+          <w:tcPr>
+            <w:tcW w:w="2234" w:type="dxa"/>
+            <w:tcBorders>
+              <w:top w:val="single" w:color="000000" w:sz="4" w:space="0"/>
+              <w:left w:val="single" w:color="000000" w:sz="4" w:space="0"/>
+              <w:bottom w:val="single" w:color="000000" w:sz="4" w:space="0"/>
+              <w:right w:val="single" w:color="000000" w:sz="4" w:space="0"/>
+              <w:insideH w:val="single" w:sz="4" w:space="0"/>
+              <w:insideV w:val="single" w:sz="4" w:space="0"/>
+            </w:tcBorders>
+            <w:vAlign w:val="center"/>
+          </w:tcPr>
+          <w:p>
+            <w:pPr>
+              <w:jc w:val="center"/>
+              <w:rPr>
+                <w:rFonts w:hint="eastAsia" w:ascii="仿宋_GB2312" w:hAnsi="仿宋_GB2312" w:eastAsia="仿宋_GB2312" w:cs="仿宋_GB2312"/>
+                <w:sz w:val="24"/>
+                <w:szCs w:val="24"/>
+              </w:rPr>
+            </w:pPr>
+          </w:p>
+        </w:tc>
+      </w:tr>
+      <w:tr>
+        <w:tblPrEx>
+          <w:tblBorders>
+            <w:top w:val="single" w:color="auto" w:sz="4" w:space="0"/>
+            <w:left w:val="single" w:color="auto" w:sz="4" w:space="0"/>
+            <w:bottom w:val="single" w:color="auto" w:sz="4" w:space="0"/>
+            <w:right w:val="single" w:color="auto" w:sz="4" w:space="0"/>
+            <w:insideH w:val="single" w:color="auto" w:sz="4" w:space="0"/>
+            <w:insideV w:val="single" w:color="auto" w:sz="4" w:space="0"/>
+          </w:tblBorders>
+          <w:tblCellMar>
+            <w:top w:w="0" w:type="dxa"/>
+            <w:left w:w="108" w:type="dxa"/>
+            <w:bottom w:w="0" w:type="dxa"/>
+            <w:right w:w="108" w:type="dxa"/>
+          </w:tblCellMar>
+        </w:tblPrEx>
+        <w:trPr>
+          <w:trHeight w:val="454" w:hRule="atLeast"/>
+          <w:jc w:val="center"/>
+        </w:trPr>
+        <w:tc>
+          <w:tcPr>
+            <w:tcW w:w="4175" w:type="dxa"/>
+            <w:gridSpan w:val="2"/>
+            <w:tcBorders>
+              <w:top w:val="single" w:color="000000" w:sz="4" w:space="0"/>
+              <w:left w:val="single" w:color="000000" w:sz="4" w:space="0"/>
+              <w:bottom w:val="single" w:color="000000" w:sz="4" w:space="0"/>
+              <w:right w:val="single" w:color="000000" w:sz="4" w:space="0"/>
+              <w:insideH w:val="single" w:sz="4" w:space="0"/>
+              <w:insideV w:val="single" w:sz="4" w:space="0"/>
+            </w:tcBorders>
+            <w:vAlign w:val="center"/>
+          </w:tcPr>
+          <w:p>
+            <w:pPr>
+              <w:jc w:val="center"/>
+              <w:rPr>
+                <w:rFonts w:hint="eastAsia" w:ascii="仿宋_GB2312" w:hAnsi="仿宋_GB2312" w:eastAsia="仿宋_GB2312" w:cs="仿宋_GB2312"/>
+                <w:b/>
+                <w:bCs/>
+                <w:sz w:val="24"/>
+                <w:szCs w:val="24"/>
+              </w:rPr>
+            </w:pPr>
+            <w:bookmarkStart w:id="0" w:name="_GoBack"/>
+            <w:bookmarkEnd w:id="0"/>
+            <w:r>
+              <w:rPr>
+                <w:rFonts w:hint="eastAsia" w:ascii="仿宋_GB2312" w:hAnsi="仿宋_GB2312" w:eastAsia="仿宋_GB2312" w:cs="仿宋_GB2312"/>
+                <w:b/>
+                <w:bCs/>
+                <w:sz w:val="24"/>
+                <w:szCs w:val="24"/>
+              </w:rPr>
+              <w:t>合计</w:t>
+            </w:r>
+          </w:p>
+        </w:tc>
+        <w:tc>
+          <w:tcPr>
+            <w:tcW w:w="2096" w:type="dxa"/>
+            <w:tcBorders>
+              <w:top w:val="single" w:color="000000" w:sz="4" w:space="0"/>
+              <w:left w:val="single" w:color="000000" w:sz="4" w:space="0"/>
+              <w:bottom w:val="single" w:color="000000" w:sz="4" w:space="0"/>
+              <w:right w:val="single" w:color="000000" w:sz="4" w:space="0"/>
+              <w:insideH w:val="single" w:sz="4" w:space="0"/>
+              <w:insideV w:val="single" w:sz="4" w:space="0"/>
+            </w:tcBorders>
+            <w:vAlign w:val="center"/>
+          </w:tcPr>
+          <w:p>
+            <w:pPr>
+              <w:jc w:val="center"/>
+              <w:rPr>
+                <w:rFonts w:hint="eastAsia" w:ascii="仿宋_GB2312" w:hAnsi="仿宋_GB2312" w:eastAsia="仿宋_GB2312" w:cs="仿宋_GB2312"/>
+                <w:b/>
+                <w:bCs/>
+                <w:sz w:val="24"/>
+                <w:szCs w:val="24"/>
+              </w:rPr>
+            </w:pPr>
+            <w:r>
+              <w:rPr>
+                <w:rFonts w:hint="eastAsia" w:ascii="仿宋_GB2312" w:hAnsi="仿宋_GB2312" w:eastAsia="仿宋_GB2312" w:cs="仿宋_GB2312"/>
+                <w:b/>
+                <w:bCs/>
+                <w:sz w:val="24"/>
+                <w:szCs w:val="24"/>
+              </w:rPr>
+              <w:t>{{ special_check.total_community_count }}</w:t>
+            </w:r>
+          </w:p>
+          <w:p>
+            <w:pPr>
+              <w:jc w:val="center"/>
+              <w:rPr>
+                <w:rFonts w:hint="eastAsia" w:ascii="仿宋_GB2312" w:hAnsi="仿宋_GB2312" w:eastAsia="仿宋_GB2312" w:cs="仿宋_GB2312"/>
+                <w:b/>
+                <w:bCs/>
+                <w:sz w:val="24"/>
+                <w:szCs w:val="24"/>
+              </w:rPr>
+            </w:pPr>
+          </w:p>
+        </w:tc>
+        <w:tc>
+          <w:tcPr>
+            <w:tcW w:w="2234" w:type="dxa"/>
+            <w:tcBorders>
+              <w:top w:val="single" w:color="000000" w:sz="4" w:space="0"/>
+              <w:left w:val="single" w:color="000000" w:sz="4" w:space="0"/>
+              <w:bottom w:val="single" w:color="000000" w:sz="4" w:space="0"/>
+              <w:right w:val="single" w:color="000000" w:sz="4" w:space="0"/>
+              <w:insideH w:val="single" w:sz="4" w:space="0"/>
+              <w:insideV w:val="single" w:sz="4" w:space="0"/>
+            </w:tcBorders>
+            <w:vAlign w:val="center"/>
+          </w:tcPr>
+          <w:p>
+            <w:pPr>
+              <w:jc w:val="center"/>
+              <w:rPr>
+                <w:rFonts w:hint="eastAsia" w:ascii="仿宋_GB2312" w:hAnsi="仿宋_GB2312" w:eastAsia="仿宋_GB2312" w:cs="仿宋_GB2312"/>
+                <w:b/>
+                <w:bCs/>
+                <w:sz w:val="24"/>
+                <w:szCs w:val="24"/>
+              </w:rPr>
+            </w:pPr>
+            <w:r>
+              <w:rPr>
+                <w:rFonts w:hint="eastAsia" w:ascii="仿宋_GB2312" w:hAnsi="仿宋_GB2312" w:eastAsia="仿宋_GB2312" w:cs="仿宋_GB2312"/>
+                <w:b/>
+                <w:bCs/>
+                <w:sz w:val="24"/>
+                <w:szCs w:val="24"/>
+              </w:rPr>
+              <w:t>{{ special_check.total_problem_count }}</w:t>
+            </w:r>
+          </w:p>
+          <w:p>
+            <w:pPr>
+              <w:jc w:val="center"/>
+              <w:rPr>
+                <w:rFonts w:hint="eastAsia" w:ascii="仿宋_GB2312" w:hAnsi="仿宋_GB2312" w:eastAsia="仿宋_GB2312" w:cs="仿宋_GB2312"/>
+                <w:b/>
+                <w:bCs/>
                 <w:sz w:val="24"/>
                 <w:szCs w:val="24"/>
               </w:rPr>
@@ -1562,29 +1821,55 @@
     </w:tbl>
     <w:p>
       <w:pPr>
-        <w:spacing w:after="0" w:line="240" w:lineRule="auto"/>
+        <w:spacing w:line="560" w:lineRule="exact"/>
+        <w:ind w:firstLine="640" w:firstLineChars="200"/>
+        <w:jc w:val="both"/>
+        <w:rPr>
+          <w:rFonts w:hint="eastAsia" w:ascii="仿宋_GB2312" w:hAnsi="仿宋_GB2312" w:eastAsia="仿宋_GB2312" w:cs="仿宋_GB2312"/>
+          <w:sz w:val="32"/>
+          <w:szCs w:val="32"/>
+        </w:rPr>
       </w:pPr>
       <w:r>
         <w:rPr>
-          <w:rFonts w:ascii="仿宋_GB2312" w:hAnsi="仿宋_GB2312" w:eastAsia="仿宋_GB2312" w:cs="仿宋_GB2312"/>
-          <w:b w:val="0"/>
-          <w:sz w:val="2"/>
+          <w:rFonts w:hint="eastAsia" w:ascii="仿宋_GB2312" w:hAnsi="仿宋_GB2312" w:eastAsia="仿宋_GB2312" w:cs="仿宋_GB2312"/>
+          <w:sz w:val="32"/>
+          <w:szCs w:val="32"/>
         </w:rPr>
         <w:t>{%p endif %}</w:t>
       </w:r>
     </w:p>
     <w:p>
       <w:pPr>
-        <w:spacing w:after="0" w:line="240" w:lineRule="auto"/>
+        <w:spacing w:line="560" w:lineRule="exact"/>
+        <w:ind w:firstLine="640" w:firstLineChars="200"/>
+        <w:jc w:val="both"/>
+        <w:rPr>
+          <w:rFonts w:hint="eastAsia" w:ascii="仿宋_GB2312" w:hAnsi="仿宋_GB2312" w:eastAsia="仿宋_GB2312" w:cs="仿宋_GB2312"/>
+          <w:sz w:val="32"/>
+          <w:szCs w:val="32"/>
+        </w:rPr>
       </w:pPr>
       <w:r>
         <w:rPr>
-          <w:rFonts w:ascii="仿宋_GB2312" w:hAnsi="仿宋_GB2312" w:eastAsia="仿宋_GB2312" w:cs="仿宋_GB2312"/>
-          <w:b w:val="0"/>
-          <w:sz w:val="2"/>
+          <w:rFonts w:hint="eastAsia" w:ascii="仿宋_GB2312" w:hAnsi="仿宋_GB2312" w:eastAsia="仿宋_GB2312" w:cs="仿宋_GB2312"/>
+          <w:sz w:val="32"/>
+          <w:szCs w:val="32"/>
         </w:rPr>
         <w:t>{%p set section_no.n = section_no.n + 1 %}</w:t>
       </w:r>
+    </w:p>
+    <w:p>
+      <w:pPr>
+        <w:spacing w:line="560" w:lineRule="exact"/>
+        <w:ind w:firstLine="640" w:firstLineChars="200"/>
+        <w:jc w:val="both"/>
+        <w:rPr>
+          <w:rFonts w:hint="eastAsia" w:ascii="仿宋_GB2312" w:hAnsi="仿宋_GB2312" w:eastAsia="仿宋_GB2312" w:cs="仿宋_GB2312"/>
+          <w:sz w:val="32"/>
+          <w:szCs w:val="32"/>
+        </w:rPr>
+      </w:pPr>
     </w:p>
     <w:p>
       <w:pPr>
@@ -1698,7 +1983,7 @@
     </w:p>
     <w:tbl>
       <w:tblPr>
-        <w:tblStyle w:val="15"/>
+        <w:tblStyle w:val="16"/>
         <w:tblW w:w="0" w:type="auto"/>
         <w:jc w:val="center"/>
         <w:tblBorders>
@@ -3362,7 +3647,7 @@
     </w:p>
     <w:tbl>
       <w:tblPr>
-        <w:tblStyle w:val="15"/>
+        <w:tblStyle w:val="16"/>
         <w:tblW w:w="0" w:type="auto"/>
         <w:jc w:val="center"/>
         <w:tblBorders>
@@ -4441,10 +4726,10 @@
     <w:lsdException w:uiPriority="99" w:name="HTML Acronym"/>
     <w:lsdException w:uiPriority="99" w:name="HTML Address"/>
     <w:lsdException w:uiPriority="99" w:name="HTML Cite"/>
-    <w:lsdException w:uiPriority="99" w:name="HTML Code"/>
+    <w:lsdException w:qFormat="1" w:uiPriority="99" w:name="HTML Code"/>
     <w:lsdException w:uiPriority="99" w:name="HTML Definition"/>
     <w:lsdException w:uiPriority="99" w:name="HTML Keyboard"/>
-    <w:lsdException w:uiPriority="99" w:name="HTML Preformatted"/>
+    <w:lsdException w:qFormat="1" w:uiPriority="99" w:name="HTML Preformatted"/>
     <w:lsdException w:uiPriority="99" w:name="HTML Sample"/>
     <w:lsdException w:uiPriority="99" w:name="HTML Typewriter"/>
     <w:lsdException w:uiPriority="99" w:name="HTML Variable"/>
@@ -4662,14 +4947,14 @@
       <w:szCs w:val="32"/>
     </w:rPr>
   </w:style>
-  <w:style w:type="character" w:default="1" w:styleId="16">
+  <w:style w:type="character" w:default="1" w:styleId="17">
     <w:name w:val="Default Paragraph Font"/>
     <w:semiHidden/>
     <w:unhideWhenUsed/>
     <w:qFormat/>
     <w:uiPriority w:val="1"/>
   </w:style>
-  <w:style w:type="table" w:default="1" w:styleId="14">
+  <w:style w:type="table" w:default="1" w:styleId="15">
     <w:name w:val="Normal Table"/>
     <w:semiHidden/>
     <w:unhideWhenUsed/>
@@ -4695,7 +4980,7 @@
     <w:name w:val="Body Text"/>
     <w:basedOn w:val="1"/>
     <w:next w:val="7"/>
-    <w:link w:val="49"/>
+    <w:link w:val="51"/>
     <w:qFormat/>
     <w:uiPriority w:val="0"/>
     <w:pPr>
@@ -4729,7 +5014,7 @@
   <w:style w:type="paragraph" w:styleId="8">
     <w:name w:val="Plain Text"/>
     <w:basedOn w:val="1"/>
-    <w:link w:val="48"/>
+    <w:link w:val="50"/>
     <w:unhideWhenUsed/>
     <w:qFormat/>
     <w:uiPriority w:val="0"/>
@@ -4747,7 +5032,7 @@
     <w:name w:val="Date"/>
     <w:basedOn w:val="1"/>
     <w:next w:val="1"/>
-    <w:link w:val="22"/>
+    <w:link w:val="24"/>
     <w:semiHidden/>
     <w:unhideWhenUsed/>
     <w:qFormat/>
@@ -4759,7 +5044,7 @@
   <w:style w:type="paragraph" w:styleId="10">
     <w:name w:val="Balloon Text"/>
     <w:basedOn w:val="1"/>
-    <w:link w:val="21"/>
+    <w:link w:val="23"/>
     <w:semiHidden/>
     <w:unhideWhenUsed/>
     <w:qFormat/>
@@ -4772,7 +5057,7 @@
   <w:style w:type="paragraph" w:styleId="11">
     <w:name w:val="footer"/>
     <w:basedOn w:val="1"/>
-    <w:link w:val="19"/>
+    <w:link w:val="21"/>
     <w:unhideWhenUsed/>
     <w:qFormat/>
     <w:uiPriority w:val="99"/>
@@ -4791,7 +5076,7 @@
   <w:style w:type="paragraph" w:styleId="12">
     <w:name w:val="header"/>
     <w:basedOn w:val="1"/>
-    <w:link w:val="18"/>
+    <w:link w:val="20"/>
     <w:unhideWhenUsed/>
     <w:qFormat/>
     <w:uiPriority w:val="99"/>
@@ -4812,6 +5097,42 @@
     </w:rPr>
   </w:style>
   <w:style w:type="paragraph" w:styleId="13">
+    <w:name w:val="HTML Preformatted"/>
+    <w:basedOn w:val="1"/>
+    <w:semiHidden/>
+    <w:unhideWhenUsed/>
+    <w:qFormat/>
+    <w:uiPriority w:val="99"/>
+    <w:pPr>
+      <w:tabs>
+        <w:tab w:val="left" w:pos="916"/>
+        <w:tab w:val="left" w:pos="1832"/>
+        <w:tab w:val="left" w:pos="2748"/>
+        <w:tab w:val="left" w:pos="3664"/>
+        <w:tab w:val="left" w:pos="4580"/>
+        <w:tab w:val="left" w:pos="5496"/>
+        <w:tab w:val="left" w:pos="6412"/>
+        <w:tab w:val="left" w:pos="7328"/>
+        <w:tab w:val="left" w:pos="8244"/>
+        <w:tab w:val="left" w:pos="9160"/>
+        <w:tab w:val="left" w:pos="10076"/>
+        <w:tab w:val="left" w:pos="10992"/>
+        <w:tab w:val="left" w:pos="11908"/>
+        <w:tab w:val="left" w:pos="12824"/>
+        <w:tab w:val="left" w:pos="13740"/>
+        <w:tab w:val="left" w:pos="14656"/>
+      </w:tabs>
+      <w:jc w:val="left"/>
+    </w:pPr>
+    <w:rPr>
+      <w:rFonts w:hint="eastAsia" w:ascii="宋体" w:hAnsi="宋体" w:eastAsia="宋体" w:cs="宋体"/>
+      <w:kern w:val="0"/>
+      <w:sz w:val="24"/>
+      <w:szCs w:val="24"/>
+      <w:lang w:val="en-US" w:eastAsia="zh-CN" w:bidi="ar"/>
+    </w:rPr>
+  </w:style>
+  <w:style w:type="paragraph" w:styleId="14">
     <w:name w:val="Normal (Web)"/>
     <w:basedOn w:val="1"/>
     <w:semiHidden/>
@@ -4822,9 +5143,9 @@
       <w:sz w:val="24"/>
     </w:rPr>
   </w:style>
-  <w:style w:type="table" w:styleId="15">
+  <w:style w:type="table" w:styleId="16">
     <w:name w:val="Table Grid"/>
-    <w:basedOn w:val="14"/>
+    <w:basedOn w:val="15"/>
     <w:qFormat/>
     <w:uiPriority w:val="59"/>
     <w:tblPr>
@@ -4838,7 +5159,19 @@
       </w:tblBorders>
     </w:tblPr>
   </w:style>
-  <w:style w:type="paragraph" w:customStyle="1" w:styleId="17">
+  <w:style w:type="character" w:styleId="18">
+    <w:name w:val="HTML Code"/>
+    <w:basedOn w:val="17"/>
+    <w:semiHidden/>
+    <w:unhideWhenUsed/>
+    <w:qFormat/>
+    <w:uiPriority w:val="99"/>
+    <w:rPr>
+      <w:rFonts w:ascii="Courier New" w:hAnsi="Courier New"/>
+      <w:sz w:val="20"/>
+    </w:rPr>
+  </w:style>
+  <w:style w:type="paragraph" w:customStyle="1" w:styleId="19">
     <w:name w:val="目录 11"/>
     <w:next w:val="1"/>
     <w:qFormat/>
@@ -4854,9 +5187,9 @@
       <w:lang w:val="en-US" w:eastAsia="zh-CN" w:bidi="ar-SA"/>
     </w:rPr>
   </w:style>
-  <w:style w:type="character" w:customStyle="1" w:styleId="18">
+  <w:style w:type="character" w:customStyle="1" w:styleId="20">
     <w:name w:val="页眉 字符"/>
-    <w:basedOn w:val="16"/>
+    <w:basedOn w:val="17"/>
     <w:link w:val="12"/>
     <w:qFormat/>
     <w:uiPriority w:val="99"/>
@@ -4865,9 +5198,9 @@
       <w:szCs w:val="18"/>
     </w:rPr>
   </w:style>
-  <w:style w:type="character" w:customStyle="1" w:styleId="19">
+  <w:style w:type="character" w:customStyle="1" w:styleId="21">
     <w:name w:val="页脚 字符"/>
-    <w:basedOn w:val="16"/>
+    <w:basedOn w:val="17"/>
     <w:link w:val="11"/>
     <w:qFormat/>
     <w:uiPriority w:val="99"/>
@@ -4876,7 +5209,7 @@
       <w:szCs w:val="18"/>
     </w:rPr>
   </w:style>
-  <w:style w:type="paragraph" w:styleId="20">
+  <w:style w:type="paragraph" w:styleId="22">
     <w:name w:val="List Paragraph"/>
     <w:basedOn w:val="1"/>
     <w:qFormat/>
@@ -4885,9 +5218,9 @@
       <w:ind w:firstLine="420" w:firstLineChars="200"/>
     </w:pPr>
   </w:style>
-  <w:style w:type="character" w:customStyle="1" w:styleId="21">
+  <w:style w:type="character" w:customStyle="1" w:styleId="23">
     <w:name w:val="批注框文本 字符"/>
-    <w:basedOn w:val="16"/>
+    <w:basedOn w:val="17"/>
     <w:link w:val="10"/>
     <w:semiHidden/>
     <w:qFormat/>
@@ -4897,17 +5230,17 @@
       <w:szCs w:val="18"/>
     </w:rPr>
   </w:style>
-  <w:style w:type="character" w:customStyle="1" w:styleId="22">
+  <w:style w:type="character" w:customStyle="1" w:styleId="24">
     <w:name w:val="日期 字符"/>
-    <w:basedOn w:val="16"/>
+    <w:basedOn w:val="17"/>
     <w:link w:val="9"/>
     <w:semiHidden/>
     <w:qFormat/>
     <w:uiPriority w:val="99"/>
   </w:style>
-  <w:style w:type="table" w:customStyle="1" w:styleId="23">
+  <w:style w:type="table" w:customStyle="1" w:styleId="25">
     <w:name w:val="网格型1"/>
-    <w:basedOn w:val="14"/>
+    <w:basedOn w:val="15"/>
     <w:qFormat/>
     <w:uiPriority w:val="59"/>
     <w:rPr>
@@ -4925,9 +5258,9 @@
       </w:tblBorders>
     </w:tblPr>
   </w:style>
-  <w:style w:type="table" w:customStyle="1" w:styleId="24">
+  <w:style w:type="table" w:customStyle="1" w:styleId="26">
     <w:name w:val="网格型2"/>
-    <w:basedOn w:val="14"/>
+    <w:basedOn w:val="15"/>
     <w:qFormat/>
     <w:uiPriority w:val="59"/>
     <w:rPr>
@@ -4945,9 +5278,9 @@
       </w:tblBorders>
     </w:tblPr>
   </w:style>
-  <w:style w:type="table" w:customStyle="1" w:styleId="25">
+  <w:style w:type="table" w:customStyle="1" w:styleId="27">
     <w:name w:val="网格型3"/>
-    <w:basedOn w:val="14"/>
+    <w:basedOn w:val="15"/>
     <w:qFormat/>
     <w:uiPriority w:val="59"/>
     <w:rPr>
@@ -4965,9 +5298,9 @@
       </w:tblBorders>
     </w:tblPr>
   </w:style>
-  <w:style w:type="table" w:customStyle="1" w:styleId="26">
+  <w:style w:type="table" w:customStyle="1" w:styleId="28">
     <w:name w:val="网格型4"/>
-    <w:basedOn w:val="14"/>
+    <w:basedOn w:val="15"/>
     <w:qFormat/>
     <w:uiPriority w:val="59"/>
     <w:rPr>
@@ -4985,9 +5318,9 @@
       </w:tblBorders>
     </w:tblPr>
   </w:style>
-  <w:style w:type="table" w:customStyle="1" w:styleId="27">
+  <w:style w:type="table" w:customStyle="1" w:styleId="29">
     <w:name w:val="网格型5"/>
-    <w:basedOn w:val="14"/>
+    <w:basedOn w:val="15"/>
     <w:qFormat/>
     <w:uiPriority w:val="59"/>
     <w:rPr>
@@ -5005,9 +5338,9 @@
       </w:tblBorders>
     </w:tblPr>
   </w:style>
-  <w:style w:type="table" w:customStyle="1" w:styleId="28">
+  <w:style w:type="table" w:customStyle="1" w:styleId="30">
     <w:name w:val="网格型6"/>
-    <w:basedOn w:val="14"/>
+    <w:basedOn w:val="15"/>
     <w:qFormat/>
     <w:uiPriority w:val="59"/>
     <w:rPr>
@@ -5025,9 +5358,9 @@
       </w:tblBorders>
     </w:tblPr>
   </w:style>
-  <w:style w:type="table" w:customStyle="1" w:styleId="29">
+  <w:style w:type="table" w:customStyle="1" w:styleId="31">
     <w:name w:val="网格型7"/>
-    <w:basedOn w:val="14"/>
+    <w:basedOn w:val="15"/>
     <w:qFormat/>
     <w:uiPriority w:val="59"/>
     <w:rPr>
@@ -5045,9 +5378,9 @@
       </w:tblBorders>
     </w:tblPr>
   </w:style>
-  <w:style w:type="table" w:customStyle="1" w:styleId="30">
+  <w:style w:type="table" w:customStyle="1" w:styleId="32">
     <w:name w:val="网格型8"/>
-    <w:basedOn w:val="14"/>
+    <w:basedOn w:val="15"/>
     <w:qFormat/>
     <w:uiPriority w:val="59"/>
     <w:rPr>
@@ -5065,9 +5398,9 @@
       </w:tblBorders>
     </w:tblPr>
   </w:style>
-  <w:style w:type="table" w:customStyle="1" w:styleId="31">
+  <w:style w:type="table" w:customStyle="1" w:styleId="33">
     <w:name w:val="网格型9"/>
-    <w:basedOn w:val="14"/>
+    <w:basedOn w:val="15"/>
     <w:qFormat/>
     <w:uiPriority w:val="59"/>
     <w:rPr>
@@ -5085,9 +5418,9 @@
       </w:tblBorders>
     </w:tblPr>
   </w:style>
-  <w:style w:type="table" w:customStyle="1" w:styleId="32">
+  <w:style w:type="table" w:customStyle="1" w:styleId="34">
     <w:name w:val="网格型10"/>
-    <w:basedOn w:val="14"/>
+    <w:basedOn w:val="15"/>
     <w:qFormat/>
     <w:uiPriority w:val="59"/>
     <w:rPr>
@@ -5105,9 +5438,9 @@
       </w:tblBorders>
     </w:tblPr>
   </w:style>
-  <w:style w:type="table" w:customStyle="1" w:styleId="33">
+  <w:style w:type="table" w:customStyle="1" w:styleId="35">
     <w:name w:val="网格型11"/>
-    <w:basedOn w:val="14"/>
+    <w:basedOn w:val="15"/>
     <w:qFormat/>
     <w:uiPriority w:val="59"/>
     <w:rPr>
@@ -5125,9 +5458,9 @@
       </w:tblBorders>
     </w:tblPr>
   </w:style>
-  <w:style w:type="table" w:customStyle="1" w:styleId="34">
+  <w:style w:type="table" w:customStyle="1" w:styleId="36">
     <w:name w:val="网格型12"/>
-    <w:basedOn w:val="14"/>
+    <w:basedOn w:val="15"/>
     <w:qFormat/>
     <w:uiPriority w:val="59"/>
     <w:rPr>
@@ -5145,9 +5478,9 @@
       </w:tblBorders>
     </w:tblPr>
   </w:style>
-  <w:style w:type="table" w:customStyle="1" w:styleId="35">
+  <w:style w:type="table" w:customStyle="1" w:styleId="37">
     <w:name w:val="网格型13"/>
-    <w:basedOn w:val="14"/>
+    <w:basedOn w:val="15"/>
     <w:qFormat/>
     <w:uiPriority w:val="59"/>
     <w:rPr>
@@ -5165,9 +5498,9 @@
       </w:tblBorders>
     </w:tblPr>
   </w:style>
-  <w:style w:type="table" w:customStyle="1" w:styleId="36">
+  <w:style w:type="table" w:customStyle="1" w:styleId="38">
     <w:name w:val="网格型14"/>
-    <w:basedOn w:val="14"/>
+    <w:basedOn w:val="15"/>
     <w:qFormat/>
     <w:uiPriority w:val="59"/>
     <w:rPr>
@@ -5185,9 +5518,9 @@
       </w:tblBorders>
     </w:tblPr>
   </w:style>
-  <w:style w:type="table" w:customStyle="1" w:styleId="37">
+  <w:style w:type="table" w:customStyle="1" w:styleId="39">
     <w:name w:val="网格型15"/>
-    <w:basedOn w:val="14"/>
+    <w:basedOn w:val="15"/>
     <w:qFormat/>
     <w:uiPriority w:val="59"/>
     <w:rPr>
@@ -5205,9 +5538,9 @@
       </w:tblBorders>
     </w:tblPr>
   </w:style>
-  <w:style w:type="table" w:customStyle="1" w:styleId="38">
+  <w:style w:type="table" w:customStyle="1" w:styleId="40">
     <w:name w:val="网格型16"/>
-    <w:basedOn w:val="14"/>
+    <w:basedOn w:val="15"/>
     <w:qFormat/>
     <w:uiPriority w:val="59"/>
     <w:rPr>
@@ -5225,9 +5558,9 @@
       </w:tblBorders>
     </w:tblPr>
   </w:style>
-  <w:style w:type="table" w:customStyle="1" w:styleId="39">
+  <w:style w:type="table" w:customStyle="1" w:styleId="41">
     <w:name w:val="网格型17"/>
-    <w:basedOn w:val="14"/>
+    <w:basedOn w:val="15"/>
     <w:qFormat/>
     <w:uiPriority w:val="59"/>
     <w:rPr>
@@ -5245,9 +5578,9 @@
       </w:tblBorders>
     </w:tblPr>
   </w:style>
-  <w:style w:type="table" w:customStyle="1" w:styleId="40">
+  <w:style w:type="table" w:customStyle="1" w:styleId="42">
     <w:name w:val="网格型18"/>
-    <w:basedOn w:val="14"/>
+    <w:basedOn w:val="15"/>
     <w:qFormat/>
     <w:uiPriority w:val="59"/>
     <w:rPr>
@@ -5265,7 +5598,7 @@
       </w:tblBorders>
     </w:tblPr>
   </w:style>
-  <w:style w:type="table" w:customStyle="1" w:styleId="41">
+  <w:style w:type="table" w:customStyle="1" w:styleId="43">
     <w:name w:val="网格型19"/>
     <w:qFormat/>
     <w:uiPriority w:val="59"/>
@@ -5290,9 +5623,9 @@
       </w:tblCellMar>
     </w:tblPr>
   </w:style>
-  <w:style w:type="table" w:customStyle="1" w:styleId="42">
+  <w:style w:type="table" w:customStyle="1" w:styleId="44">
     <w:name w:val="网格型20"/>
-    <w:basedOn w:val="14"/>
+    <w:basedOn w:val="15"/>
     <w:qFormat/>
     <w:uiPriority w:val="59"/>
     <w:rPr>
@@ -5310,9 +5643,9 @@
       </w:tblBorders>
     </w:tblPr>
   </w:style>
-  <w:style w:type="table" w:customStyle="1" w:styleId="43">
+  <w:style w:type="table" w:customStyle="1" w:styleId="45">
     <w:name w:val="网格型21"/>
-    <w:basedOn w:val="14"/>
+    <w:basedOn w:val="15"/>
     <w:qFormat/>
     <w:uiPriority w:val="59"/>
     <w:rPr>
@@ -5330,9 +5663,9 @@
       </w:tblBorders>
     </w:tblPr>
   </w:style>
-  <w:style w:type="table" w:customStyle="1" w:styleId="44">
+  <w:style w:type="table" w:customStyle="1" w:styleId="46">
     <w:name w:val="网格型22"/>
-    <w:basedOn w:val="14"/>
+    <w:basedOn w:val="15"/>
     <w:qFormat/>
     <w:uiPriority w:val="59"/>
     <w:rPr>
@@ -5350,9 +5683,9 @@
       </w:tblBorders>
     </w:tblPr>
   </w:style>
-  <w:style w:type="table" w:customStyle="1" w:styleId="45">
+  <w:style w:type="table" w:customStyle="1" w:styleId="47">
     <w:name w:val="网格型23"/>
-    <w:basedOn w:val="14"/>
+    <w:basedOn w:val="15"/>
     <w:qFormat/>
     <w:uiPriority w:val="59"/>
     <w:rPr>
@@ -5370,9 +5703,9 @@
       </w:tblBorders>
     </w:tblPr>
   </w:style>
-  <w:style w:type="table" w:customStyle="1" w:styleId="46">
+  <w:style w:type="table" w:customStyle="1" w:styleId="48">
     <w:name w:val="网格型24"/>
-    <w:basedOn w:val="14"/>
+    <w:basedOn w:val="15"/>
     <w:qFormat/>
     <w:uiPriority w:val="59"/>
     <w:rPr>
@@ -5390,9 +5723,9 @@
       </w:tblBorders>
     </w:tblPr>
   </w:style>
-  <w:style w:type="table" w:customStyle="1" w:styleId="47">
+  <w:style w:type="table" w:customStyle="1" w:styleId="49">
     <w:name w:val="网格型25"/>
-    <w:basedOn w:val="14"/>
+    <w:basedOn w:val="15"/>
     <w:qFormat/>
     <w:uiPriority w:val="59"/>
     <w:rPr>
@@ -5410,9 +5743,9 @@
       </w:tblBorders>
     </w:tblPr>
   </w:style>
-  <w:style w:type="character" w:customStyle="1" w:styleId="48">
+  <w:style w:type="character" w:customStyle="1" w:styleId="50">
     <w:name w:val="纯文本 字符"/>
-    <w:basedOn w:val="16"/>
+    <w:basedOn w:val="17"/>
     <w:link w:val="8"/>
     <w:qFormat/>
     <w:uiPriority w:val="0"/>
@@ -5420,9 +5753,9 @@
       <w:rFonts w:ascii="宋体" w:hAnsi="Courier New" w:cstheme="minorBidi"/>
     </w:rPr>
   </w:style>
-  <w:style w:type="character" w:customStyle="1" w:styleId="49">
+  <w:style w:type="character" w:customStyle="1" w:styleId="51">
     <w:name w:val="正文文本 字符"/>
-    <w:basedOn w:val="16"/>
+    <w:basedOn w:val="17"/>
     <w:link w:val="6"/>
     <w:qFormat/>
     <w:uiPriority w:val="0"/>
@@ -5434,9 +5767,9 @@
       <w:szCs w:val="24"/>
     </w:rPr>
   </w:style>
-  <w:style w:type="character" w:customStyle="1" w:styleId="50">
+  <w:style w:type="character" w:customStyle="1" w:styleId="52">
     <w:name w:val="font21"/>
-    <w:basedOn w:val="16"/>
+    <w:basedOn w:val="17"/>
     <w:qFormat/>
     <w:uiPriority w:val="0"/>
     <w:rPr>
@@ -5449,9 +5782,9 @@
       <w:u w:val="none"/>
     </w:rPr>
   </w:style>
-  <w:style w:type="character" w:customStyle="1" w:styleId="51">
+  <w:style w:type="character" w:customStyle="1" w:styleId="53">
     <w:name w:val="font11"/>
-    <w:basedOn w:val="16"/>
+    <w:basedOn w:val="17"/>
     <w:qFormat/>
     <w:uiPriority w:val="0"/>
     <w:rPr>
@@ -5462,9 +5795,9 @@
       <w:u w:val="none"/>
     </w:rPr>
   </w:style>
-  <w:style w:type="character" w:customStyle="1" w:styleId="52">
+  <w:style w:type="character" w:customStyle="1" w:styleId="54">
     <w:name w:val="font01"/>
-    <w:basedOn w:val="16"/>
+    <w:basedOn w:val="17"/>
     <w:qFormat/>
     <w:uiPriority w:val="0"/>
     <w:rPr>
@@ -5475,9 +5808,9 @@
       <w:u w:val="none"/>
     </w:rPr>
   </w:style>
-  <w:style w:type="character" w:customStyle="1" w:styleId="53">
+  <w:style w:type="character" w:customStyle="1" w:styleId="55">
     <w:name w:val="font51"/>
-    <w:basedOn w:val="16"/>
+    <w:basedOn w:val="17"/>
     <w:qFormat/>
     <w:uiPriority w:val="0"/>
     <w:rPr>
@@ -5488,9 +5821,9 @@
       <w:u w:val="none"/>
     </w:rPr>
   </w:style>
-  <w:style w:type="character" w:customStyle="1" w:styleId="54">
+  <w:style w:type="character" w:customStyle="1" w:styleId="56">
     <w:name w:val="font61"/>
-    <w:basedOn w:val="16"/>
+    <w:basedOn w:val="17"/>
     <w:qFormat/>
     <w:uiPriority w:val="0"/>
     <w:rPr>
@@ -5501,9 +5834,9 @@
       <w:u w:val="none"/>
     </w:rPr>
   </w:style>
-  <w:style w:type="character" w:customStyle="1" w:styleId="55">
+  <w:style w:type="character" w:customStyle="1" w:styleId="57">
     <w:name w:val="font31"/>
-    <w:basedOn w:val="16"/>
+    <w:basedOn w:val="17"/>
     <w:qFormat/>
     <w:uiPriority w:val="0"/>
     <w:rPr>
@@ -5514,7 +5847,7 @@
       <w:u w:val="none"/>
     </w:rPr>
   </w:style>
-  <w:style w:type="table" w:customStyle="1" w:styleId="56">
+  <w:style w:type="table" w:customStyle="1" w:styleId="58">
     <w:name w:val="Table Normal"/>
     <w:semiHidden/>
     <w:unhideWhenUsed/>
@@ -5529,7 +5862,7 @@
       </w:tblCellMar>
     </w:tblPr>
   </w:style>
-  <w:style w:type="paragraph" w:customStyle="1" w:styleId="57">
+  <w:style w:type="paragraph" w:customStyle="1" w:styleId="59">
     <w:name w:val="Table Text"/>
     <w:basedOn w:val="1"/>
     <w:semiHidden/>
@@ -5542,9 +5875,9 @@
       <w:lang w:eastAsia="en-US"/>
     </w:rPr>
   </w:style>
-  <w:style w:type="character" w:customStyle="1" w:styleId="58">
+  <w:style w:type="character" w:customStyle="1" w:styleId="60">
     <w:name w:val="font41"/>
-    <w:basedOn w:val="16"/>
+    <w:basedOn w:val="17"/>
     <w:qFormat/>
     <w:uiPriority w:val="0"/>
     <w:rPr>
@@ -5555,7 +5888,7 @@
       <w:u w:val="none"/>
     </w:rPr>
   </w:style>
-  <w:style w:type="paragraph" w:customStyle="1" w:styleId="59">
+  <w:style w:type="paragraph" w:customStyle="1" w:styleId="61">
     <w:name w:val="List Paragraph1"/>
     <w:basedOn w:val="1"/>
     <w:qFormat/>
@@ -5568,7 +5901,7 @@
       <w:szCs w:val="21"/>
     </w:rPr>
   </w:style>
-  <w:style w:type="paragraph" w:customStyle="1" w:styleId="60">
+  <w:style w:type="paragraph" w:customStyle="1" w:styleId="62">
     <w:name w:val="正文1"/>
     <w:qFormat/>
     <w:uiPriority w:val="0"/>
@@ -5583,7 +5916,7 @@
       <w:lang w:val="en-US" w:eastAsia="zh-CN" w:bidi="ar-SA"/>
     </w:rPr>
   </w:style>
-  <w:style w:type="paragraph" w:customStyle="1" w:styleId="61">
+  <w:style w:type="paragraph" w:customStyle="1" w:styleId="63">
     <w:name w:val="列表段落1"/>
     <w:basedOn w:val="1"/>
     <w:qFormat/>
